--- a/cases/tetrazoles/report/report.docx
+++ b/cases/tetrazoles/report/report.docx
@@ -16,7 +16,7 @@
           <w:b w:val="0"/>
           <w:color w:val="718096"/>
         </w:rPr>
-        <w:t>Substrate: Cu(111)  |  Medium: 1 M HNO3  |  DFT level: B3LYP/6-311++G(d,p) (ddCOSMO:water)  |  Generated 2026-07-13 00:23</w:t>
+        <w:t>Substrate: Cu(111)  |  Medium: 1 M HNO3  |  DFT level: B3LYP/6-311++G(d,p) (ddCOSMO:water)  |  Generated 2026-07-14 16:19</w:t>
       </w:r>
     </w:p>
     <w:p>
@@ -948,7 +948,7 @@
       <w:r>
         <w:drawing>
           <wp:inline xmlns:a="http://schemas.openxmlformats.org/drawingml/2006/main" xmlns:pic="http://schemas.openxmlformats.org/drawingml/2006/picture">
-            <wp:extent cx="2651760" cy="2756387"/>
+            <wp:extent cx="2651760" cy="2810505"/>
             <wp:docPr id="3" name="Picture 3"/>
             <wp:cNvGraphicFramePr>
               <a:graphicFrameLocks noChangeAspect="1"/>
@@ -969,7 +969,7 @@
                   <pic:spPr>
                     <a:xfrm>
                       <a:off x="0" y="0"/>
-                      <a:ext cx="2651760" cy="2756387"/>
+                      <a:ext cx="2651760" cy="2810505"/>
                     </a:xfrm>
                     <a:prstGeom prst="rect"/>
                   </pic:spPr>
@@ -1000,7 +1000,7 @@
       <w:r>
         <w:drawing>
           <wp:inline xmlns:a="http://schemas.openxmlformats.org/drawingml/2006/main" xmlns:pic="http://schemas.openxmlformats.org/drawingml/2006/picture">
-            <wp:extent cx="2651760" cy="2756387"/>
+            <wp:extent cx="2651760" cy="2810505"/>
             <wp:docPr id="4" name="Picture 4"/>
             <wp:cNvGraphicFramePr>
               <a:graphicFrameLocks noChangeAspect="1"/>
@@ -1021,7 +1021,7 @@
                   <pic:spPr>
                     <a:xfrm>
                       <a:off x="0" y="0"/>
-                      <a:ext cx="2651760" cy="2756387"/>
+                      <a:ext cx="2651760" cy="2810505"/>
                     </a:xfrm>
                     <a:prstGeom prst="rect"/>
                   </pic:spPr>
@@ -1052,7 +1052,7 @@
       <w:r>
         <w:drawing>
           <wp:inline xmlns:a="http://schemas.openxmlformats.org/drawingml/2006/main" xmlns:pic="http://schemas.openxmlformats.org/drawingml/2006/picture">
-            <wp:extent cx="2651760" cy="2756387"/>
+            <wp:extent cx="2651760" cy="2810505"/>
             <wp:docPr id="5" name="Picture 5"/>
             <wp:cNvGraphicFramePr>
               <a:graphicFrameLocks noChangeAspect="1"/>
@@ -1073,7 +1073,7 @@
                   <pic:spPr>
                     <a:xfrm>
                       <a:off x="0" y="0"/>
-                      <a:ext cx="2651760" cy="2756387"/>
+                      <a:ext cx="2651760" cy="2810505"/>
                     </a:xfrm>
                     <a:prstGeom prst="rect"/>
                   </pic:spPr>
@@ -1104,7 +1104,7 @@
       <w:r>
         <w:drawing>
           <wp:inline xmlns:a="http://schemas.openxmlformats.org/drawingml/2006/main" xmlns:pic="http://schemas.openxmlformats.org/drawingml/2006/picture">
-            <wp:extent cx="2651760" cy="2756387"/>
+            <wp:extent cx="2651760" cy="2810505"/>
             <wp:docPr id="6" name="Picture 6"/>
             <wp:cNvGraphicFramePr>
               <a:graphicFrameLocks noChangeAspect="1"/>
@@ -1125,7 +1125,7 @@
                   <pic:spPr>
                     <a:xfrm>
                       <a:off x="0" y="0"/>
-                      <a:ext cx="2651760" cy="2756387"/>
+                      <a:ext cx="2651760" cy="2810505"/>
                     </a:xfrm>
                     <a:prstGeom prst="rect"/>
                   </pic:spPr>
@@ -1156,7 +1156,7 @@
       <w:r>
         <w:drawing>
           <wp:inline xmlns:a="http://schemas.openxmlformats.org/drawingml/2006/main" xmlns:pic="http://schemas.openxmlformats.org/drawingml/2006/picture">
-            <wp:extent cx="2651760" cy="2756387"/>
+            <wp:extent cx="2651760" cy="2810505"/>
             <wp:docPr id="7" name="Picture 7"/>
             <wp:cNvGraphicFramePr>
               <a:graphicFrameLocks noChangeAspect="1"/>
@@ -1177,7 +1177,7 @@
                   <pic:spPr>
                     <a:xfrm>
                       <a:off x="0" y="0"/>
-                      <a:ext cx="2651760" cy="2756387"/>
+                      <a:ext cx="2651760" cy="2810505"/>
                     </a:xfrm>
                     <a:prstGeom prst="rect"/>
                   </pic:spPr>
@@ -1208,7 +1208,7 @@
       <w:r>
         <w:drawing>
           <wp:inline xmlns:a="http://schemas.openxmlformats.org/drawingml/2006/main" xmlns:pic="http://schemas.openxmlformats.org/drawingml/2006/picture">
-            <wp:extent cx="2651760" cy="2756387"/>
+            <wp:extent cx="2651760" cy="2810505"/>
             <wp:docPr id="8" name="Picture 8"/>
             <wp:cNvGraphicFramePr>
               <a:graphicFrameLocks noChangeAspect="1"/>
@@ -1229,7 +1229,7 @@
                   <pic:spPr>
                     <a:xfrm>
                       <a:off x="0" y="0"/>
-                      <a:ext cx="2651760" cy="2756387"/>
+                      <a:ext cx="2651760" cy="2810505"/>
                     </a:xfrm>
                     <a:prstGeom prst="rect"/>
                   </pic:spPr>
@@ -1260,7 +1260,7 @@
       <w:r>
         <w:drawing>
           <wp:inline xmlns:a="http://schemas.openxmlformats.org/drawingml/2006/main" xmlns:pic="http://schemas.openxmlformats.org/drawingml/2006/picture">
-            <wp:extent cx="2651760" cy="2756387"/>
+            <wp:extent cx="2651760" cy="2810505"/>
             <wp:docPr id="9" name="Picture 9"/>
             <wp:cNvGraphicFramePr>
               <a:graphicFrameLocks noChangeAspect="1"/>
@@ -1281,7 +1281,7 @@
                   <pic:spPr>
                     <a:xfrm>
                       <a:off x="0" y="0"/>
-                      <a:ext cx="2651760" cy="2756387"/>
+                      <a:ext cx="2651760" cy="2810505"/>
                     </a:xfrm>
                     <a:prstGeom prst="rect"/>
                   </pic:spPr>
@@ -1312,7 +1312,7 @@
       <w:r>
         <w:drawing>
           <wp:inline xmlns:a="http://schemas.openxmlformats.org/drawingml/2006/main" xmlns:pic="http://schemas.openxmlformats.org/drawingml/2006/picture">
-            <wp:extent cx="2651760" cy="2756387"/>
+            <wp:extent cx="2651760" cy="2810505"/>
             <wp:docPr id="10" name="Picture 10"/>
             <wp:cNvGraphicFramePr>
               <a:graphicFrameLocks noChangeAspect="1"/>
@@ -1333,7 +1333,7 @@
                   <pic:spPr>
                     <a:xfrm>
                       <a:off x="0" y="0"/>
-                      <a:ext cx="2651760" cy="2756387"/>
+                      <a:ext cx="2651760" cy="2810505"/>
                     </a:xfrm>
                     <a:prstGeom prst="rect"/>
                   </pic:spPr>
@@ -4730,7 +4730,7 @@
       <w:r>
         <w:drawing>
           <wp:inline xmlns:a="http://schemas.openxmlformats.org/drawingml/2006/main" xmlns:pic="http://schemas.openxmlformats.org/drawingml/2006/picture">
-            <wp:extent cx="5212080" cy="2580820"/>
+            <wp:extent cx="5212080" cy="2821331"/>
             <wp:docPr id="21" name="Picture 21"/>
             <wp:cNvGraphicFramePr>
               <a:graphicFrameLocks noChangeAspect="1"/>
@@ -4751,7 +4751,7 @@
                   <pic:spPr>
                     <a:xfrm>
                       <a:off x="0" y="0"/>
-                      <a:ext cx="5212080" cy="2580820"/>
+                      <a:ext cx="5212080" cy="2821331"/>
                     </a:xfrm>
                     <a:prstGeom prst="rect"/>
                   </pic:spPr>
@@ -4782,7 +4782,7 @@
       <w:r>
         <w:drawing>
           <wp:inline xmlns:a="http://schemas.openxmlformats.org/drawingml/2006/main" xmlns:pic="http://schemas.openxmlformats.org/drawingml/2006/picture">
-            <wp:extent cx="5212080" cy="2580820"/>
+            <wp:extent cx="5212080" cy="2821331"/>
             <wp:docPr id="22" name="Picture 22"/>
             <wp:cNvGraphicFramePr>
               <a:graphicFrameLocks noChangeAspect="1"/>
@@ -4803,7 +4803,7 @@
                   <pic:spPr>
                     <a:xfrm>
                       <a:off x="0" y="0"/>
-                      <a:ext cx="5212080" cy="2580820"/>
+                      <a:ext cx="5212080" cy="2821331"/>
                     </a:xfrm>
                     <a:prstGeom prst="rect"/>
                   </pic:spPr>
@@ -4834,7 +4834,7 @@
       <w:r>
         <w:drawing>
           <wp:inline xmlns:a="http://schemas.openxmlformats.org/drawingml/2006/main" xmlns:pic="http://schemas.openxmlformats.org/drawingml/2006/picture">
-            <wp:extent cx="5212080" cy="2580820"/>
+            <wp:extent cx="5212080" cy="2821331"/>
             <wp:docPr id="23" name="Picture 23"/>
             <wp:cNvGraphicFramePr>
               <a:graphicFrameLocks noChangeAspect="1"/>
@@ -4855,7 +4855,7 @@
                   <pic:spPr>
                     <a:xfrm>
                       <a:off x="0" y="0"/>
-                      <a:ext cx="5212080" cy="2580820"/>
+                      <a:ext cx="5212080" cy="2821331"/>
                     </a:xfrm>
                     <a:prstGeom prst="rect"/>
                   </pic:spPr>
@@ -4886,7 +4886,7 @@
       <w:r>
         <w:drawing>
           <wp:inline xmlns:a="http://schemas.openxmlformats.org/drawingml/2006/main" xmlns:pic="http://schemas.openxmlformats.org/drawingml/2006/picture">
-            <wp:extent cx="5212080" cy="2580820"/>
+            <wp:extent cx="5212080" cy="2821331"/>
             <wp:docPr id="24" name="Picture 24"/>
             <wp:cNvGraphicFramePr>
               <a:graphicFrameLocks noChangeAspect="1"/>
@@ -4907,7 +4907,7 @@
                   <pic:spPr>
                     <a:xfrm>
                       <a:off x="0" y="0"/>
-                      <a:ext cx="5212080" cy="2580820"/>
+                      <a:ext cx="5212080" cy="2821331"/>
                     </a:xfrm>
                     <a:prstGeom prst="rect"/>
                   </pic:spPr>

--- a/cases/tetrazoles/report/report.docx
+++ b/cases/tetrazoles/report/report.docx
@@ -16,7 +16,7 @@
           <w:b w:val="0"/>
           <w:color w:val="718096"/>
         </w:rPr>
-        <w:t>Substrate: Cu(111)  |  Medium: 1 M HNO3  |  DFT level: B3LYP/6-311++G(d,p) (ddCOSMO:water)  |  Generated 2026-07-14 16:19</w:t>
+        <w:t>Substrate: Cu(111)  |  Medium: 1 M HNO3  |  DFT level: B3LYP/6-311++G(d,p) (ddCOSMO:water)  |  Generated 2026-07-14 16:36</w:t>
       </w:r>
     </w:p>
     <w:p>
@@ -4514,7 +4514,7 @@
       <w:r>
         <w:drawing>
           <wp:inline xmlns:a="http://schemas.openxmlformats.org/drawingml/2006/main" xmlns:pic="http://schemas.openxmlformats.org/drawingml/2006/picture">
-            <wp:extent cx="2651760" cy="2322197"/>
+            <wp:extent cx="2651760" cy="2372627"/>
             <wp:docPr id="17" name="Picture 17"/>
             <wp:cNvGraphicFramePr>
               <a:graphicFrameLocks noChangeAspect="1"/>
@@ -4535,7 +4535,7 @@
                   <pic:spPr>
                     <a:xfrm>
                       <a:off x="0" y="0"/>
-                      <a:ext cx="2651760" cy="2322197"/>
+                      <a:ext cx="2651760" cy="2372627"/>
                     </a:xfrm>
                     <a:prstGeom prst="rect"/>
                   </pic:spPr>
@@ -4566,7 +4566,7 @@
       <w:r>
         <w:drawing>
           <wp:inline xmlns:a="http://schemas.openxmlformats.org/drawingml/2006/main" xmlns:pic="http://schemas.openxmlformats.org/drawingml/2006/picture">
-            <wp:extent cx="2651760" cy="2322197"/>
+            <wp:extent cx="2651760" cy="2372627"/>
             <wp:docPr id="18" name="Picture 18"/>
             <wp:cNvGraphicFramePr>
               <a:graphicFrameLocks noChangeAspect="1"/>
@@ -4587,7 +4587,7 @@
                   <pic:spPr>
                     <a:xfrm>
                       <a:off x="0" y="0"/>
-                      <a:ext cx="2651760" cy="2322197"/>
+                      <a:ext cx="2651760" cy="2372627"/>
                     </a:xfrm>
                     <a:prstGeom prst="rect"/>
                   </pic:spPr>
@@ -4618,7 +4618,7 @@
       <w:r>
         <w:drawing>
           <wp:inline xmlns:a="http://schemas.openxmlformats.org/drawingml/2006/main" xmlns:pic="http://schemas.openxmlformats.org/drawingml/2006/picture">
-            <wp:extent cx="2651760" cy="2322197"/>
+            <wp:extent cx="2651760" cy="2372627"/>
             <wp:docPr id="19" name="Picture 19"/>
             <wp:cNvGraphicFramePr>
               <a:graphicFrameLocks noChangeAspect="1"/>
@@ -4639,7 +4639,7 @@
                   <pic:spPr>
                     <a:xfrm>
                       <a:off x="0" y="0"/>
-                      <a:ext cx="2651760" cy="2322197"/>
+                      <a:ext cx="2651760" cy="2372627"/>
                     </a:xfrm>
                     <a:prstGeom prst="rect"/>
                   </pic:spPr>
@@ -4670,7 +4670,7 @@
       <w:r>
         <w:drawing>
           <wp:inline xmlns:a="http://schemas.openxmlformats.org/drawingml/2006/main" xmlns:pic="http://schemas.openxmlformats.org/drawingml/2006/picture">
-            <wp:extent cx="2651760" cy="2348964"/>
+            <wp:extent cx="2651760" cy="2389153"/>
             <wp:docPr id="20" name="Picture 20"/>
             <wp:cNvGraphicFramePr>
               <a:graphicFrameLocks noChangeAspect="1"/>
@@ -4691,7 +4691,7 @@
                   <pic:spPr>
                     <a:xfrm>
                       <a:off x="0" y="0"/>
-                      <a:ext cx="2651760" cy="2348964"/>
+                      <a:ext cx="2651760" cy="2389153"/>
                     </a:xfrm>
                     <a:prstGeom prst="rect"/>
                   </pic:spPr>
@@ -4730,7 +4730,7 @@
       <w:r>
         <w:drawing>
           <wp:inline xmlns:a="http://schemas.openxmlformats.org/drawingml/2006/main" xmlns:pic="http://schemas.openxmlformats.org/drawingml/2006/picture">
-            <wp:extent cx="5212080" cy="2821331"/>
+            <wp:extent cx="5212080" cy="3046873"/>
             <wp:docPr id="21" name="Picture 21"/>
             <wp:cNvGraphicFramePr>
               <a:graphicFrameLocks noChangeAspect="1"/>
@@ -4751,7 +4751,7 @@
                   <pic:spPr>
                     <a:xfrm>
                       <a:off x="0" y="0"/>
-                      <a:ext cx="5212080" cy="2821331"/>
+                      <a:ext cx="5212080" cy="3046873"/>
                     </a:xfrm>
                     <a:prstGeom prst="rect"/>
                   </pic:spPr>
@@ -4782,7 +4782,7 @@
       <w:r>
         <w:drawing>
           <wp:inline xmlns:a="http://schemas.openxmlformats.org/drawingml/2006/main" xmlns:pic="http://schemas.openxmlformats.org/drawingml/2006/picture">
-            <wp:extent cx="5212080" cy="2821331"/>
+            <wp:extent cx="5212080" cy="3046873"/>
             <wp:docPr id="22" name="Picture 22"/>
             <wp:cNvGraphicFramePr>
               <a:graphicFrameLocks noChangeAspect="1"/>
@@ -4803,7 +4803,7 @@
                   <pic:spPr>
                     <a:xfrm>
                       <a:off x="0" y="0"/>
-                      <a:ext cx="5212080" cy="2821331"/>
+                      <a:ext cx="5212080" cy="3046873"/>
                     </a:xfrm>
                     <a:prstGeom prst="rect"/>
                   </pic:spPr>
@@ -4834,7 +4834,7 @@
       <w:r>
         <w:drawing>
           <wp:inline xmlns:a="http://schemas.openxmlformats.org/drawingml/2006/main" xmlns:pic="http://schemas.openxmlformats.org/drawingml/2006/picture">
-            <wp:extent cx="5212080" cy="2821331"/>
+            <wp:extent cx="5212080" cy="3046873"/>
             <wp:docPr id="23" name="Picture 23"/>
             <wp:cNvGraphicFramePr>
               <a:graphicFrameLocks noChangeAspect="1"/>
@@ -4855,7 +4855,7 @@
                   <pic:spPr>
                     <a:xfrm>
                       <a:off x="0" y="0"/>
-                      <a:ext cx="5212080" cy="2821331"/>
+                      <a:ext cx="5212080" cy="3046873"/>
                     </a:xfrm>
                     <a:prstGeom prst="rect"/>
                   </pic:spPr>
@@ -4886,7 +4886,7 @@
       <w:r>
         <w:drawing>
           <wp:inline xmlns:a="http://schemas.openxmlformats.org/drawingml/2006/main" xmlns:pic="http://schemas.openxmlformats.org/drawingml/2006/picture">
-            <wp:extent cx="5212080" cy="2821331"/>
+            <wp:extent cx="5212080" cy="3046873"/>
             <wp:docPr id="24" name="Picture 24"/>
             <wp:cNvGraphicFramePr>
               <a:graphicFrameLocks noChangeAspect="1"/>
@@ -4907,7 +4907,7 @@
                   <pic:spPr>
                     <a:xfrm>
                       <a:off x="0" y="0"/>
-                      <a:ext cx="5212080" cy="2821331"/>
+                      <a:ext cx="5212080" cy="3046873"/>
                     </a:xfrm>
                     <a:prstGeom prst="rect"/>
                   </pic:spPr>

--- a/cases/tetrazoles/report/report.docx
+++ b/cases/tetrazoles/report/report.docx
@@ -16,7 +16,7 @@
           <w:b w:val="0"/>
           <w:color w:val="718096"/>
         </w:rPr>
-        <w:t>Substrate: Cu(111)  |  Medium: 1 M HNO3  |  DFT level: B3LYP/6-311++G(d,p) (ddCOSMO:water)  |  Generated 2026-07-14 16:36</w:t>
+        <w:t>Substrate: Cu(111)  |  Medium: 1 M HNO3  |  DFT level: B3LYP/6-311++G(d,p) (ddCOSMO:water)  |  Generated 2026-07-14 17:08</w:t>
       </w:r>
     </w:p>
     <w:p>

--- a/cases/tetrazoles/report/report.docx
+++ b/cases/tetrazoles/report/report.docx
@@ -16,7 +16,7 @@
           <w:b w:val="0"/>
           <w:color w:val="718096"/>
         </w:rPr>
-        <w:t>Substrate: Cu(111)  |  Medium: 1 M HNO3  |  DFT level: B3LYP/6-311++G(d,p) (ddCOSMO:water)  |  Generated 2026-07-14 17:08</w:t>
+        <w:t>Substrate: Cu(111)  |  Medium: 1 M HNO3  |  DFT level: B3LYP/6-311++G(d,p) (ddCOSMO:water)  |  Generated 2026-07-14 17:40</w:t>
       </w:r>
     </w:p>
     <w:p>
@@ -1364,7 +1364,7 @@
       <w:r>
         <w:drawing>
           <wp:inline xmlns:a="http://schemas.openxmlformats.org/drawingml/2006/main" xmlns:pic="http://schemas.openxmlformats.org/drawingml/2006/picture">
-            <wp:extent cx="5212080" cy="1459271"/>
+            <wp:extent cx="5212080" cy="1456481"/>
             <wp:docPr id="11" name="Picture 11"/>
             <wp:cNvGraphicFramePr>
               <a:graphicFrameLocks noChangeAspect="1"/>
@@ -1385,7 +1385,7 @@
                   <pic:spPr>
                     <a:xfrm>
                       <a:off x="0" y="0"/>
-                      <a:ext cx="5212080" cy="1459271"/>
+                      <a:ext cx="5212080" cy="1456481"/>
                     </a:xfrm>
                     <a:prstGeom prst="rect"/>
                   </pic:spPr>
@@ -1416,7 +1416,7 @@
       <w:r>
         <w:drawing>
           <wp:inline xmlns:a="http://schemas.openxmlformats.org/drawingml/2006/main" xmlns:pic="http://schemas.openxmlformats.org/drawingml/2006/picture">
-            <wp:extent cx="5212080" cy="2098278"/>
+            <wp:extent cx="5212080" cy="2100390"/>
             <wp:docPr id="12" name="Picture 12"/>
             <wp:cNvGraphicFramePr>
               <a:graphicFrameLocks noChangeAspect="1"/>
@@ -1437,7 +1437,7 @@
                   <pic:spPr>
                     <a:xfrm>
                       <a:off x="0" y="0"/>
-                      <a:ext cx="5212080" cy="2098278"/>
+                      <a:ext cx="5212080" cy="2100390"/>
                     </a:xfrm>
                     <a:prstGeom prst="rect"/>
                   </pic:spPr>

--- a/cases/tetrazoles/report/report.docx
+++ b/cases/tetrazoles/report/report.docx
@@ -16,7 +16,7 @@
           <w:b w:val="0"/>
           <w:color w:val="718096"/>
         </w:rPr>
-        <w:t>Substrate: Cu(111)  |  Medium: 1 M HNO3  |  DFT level: B3LYP/6-311++G(d,p) (ddCOSMO:water)  |  Generated 2026-07-14 17:40</w:t>
+        <w:t>Substrate: Cu(111)  |  Medium: 1 M HNO3  |  DFT level: B3LYP/6-311++G(d,p) (ddCOSMO:water)  |  Generated 2026-07-14 17:51</w:t>
       </w:r>
     </w:p>
     <w:p>

--- a/cases/tetrazoles/report/report.docx
+++ b/cases/tetrazoles/report/report.docx
@@ -16,7 +16,7 @@
           <w:b w:val="0"/>
           <w:color w:val="718096"/>
         </w:rPr>
-        <w:t>Substrate: Cu(111)  |  Medium: 1 M HNO3  |  DFT level: B3LYP/6-311++G(d,p) (ddCOSMO:water)  |  Generated 2026-07-14 17:51</w:t>
+        <w:t>Substrate: Cu(111)  |  Medium: 1 M HNO3  |  DFT level: B3LYP/6-311++G(d,p) (ddCOSMO:water)  |  Generated 2026-07-14 18:07</w:t>
       </w:r>
     </w:p>
     <w:p>
@@ -104,7 +104,7 @@
                 <w:b/>
                 <w:sz w:val="17"/>
               </w:rPr>
-              <w:t>1-phenyl-5-mercaptotetrazole</w:t>
+              <w:t>1-Phenyl-5-mercaptotetrazole</w:t>
             </w:r>
           </w:p>
         </w:tc>
@@ -118,7 +118,7 @@
                 <w:b/>
                 <w:sz w:val="17"/>
               </w:rPr>
-              <w:t>5-phenyltetrazole</w:t>
+              <w:t>5-Phenyltetrazole</w:t>
             </w:r>
           </w:p>
         </w:tc>
@@ -132,7 +132,7 @@
                 <w:b/>
                 <w:sz w:val="17"/>
               </w:rPr>
-              <w:t>5-aminotetrazole</w:t>
+              <w:t>5-Aminotetrazole</w:t>
             </w:r>
           </w:p>
         </w:tc>
@@ -146,7 +146,7 @@
                 <w:b/>
                 <w:sz w:val="17"/>
               </w:rPr>
-              <w:t>tetrazole</w:t>
+              <w:t>Tetrazole</w:t>
             </w:r>
           </w:p>
         </w:tc>
@@ -717,7 +717,7 @@
                 <w:b w:val="0"/>
                 <w:sz w:val="17"/>
               </w:rPr>
-              <w:t>1-phenyl-5-mercaptotetrazole</w:t>
+              <w:t>1-Phenyl-5-mercaptotetrazole</w:t>
             </w:r>
           </w:p>
         </w:tc>
@@ -747,7 +747,7 @@
                 <w:b w:val="0"/>
                 <w:sz w:val="17"/>
               </w:rPr>
-              <w:t>1-phenyl-5-mercaptotetrazole</w:t>
+              <w:t>1-Phenyl-5-mercaptotetrazole</w:t>
             </w:r>
           </w:p>
         </w:tc>
@@ -1507,7 +1507,7 @@
                 <w:b/>
                 <w:sz w:val="17"/>
               </w:rPr>
-              <w:t>tetrazole</w:t>
+              <w:t>Tetrazole</w:t>
             </w:r>
           </w:p>
         </w:tc>
@@ -1521,7 +1521,7 @@
                 <w:b/>
                 <w:sz w:val="17"/>
               </w:rPr>
-              <w:t>5-aminotetrazole</w:t>
+              <w:t>5-Aminotetrazole</w:t>
             </w:r>
           </w:p>
         </w:tc>
@@ -1535,7 +1535,7 @@
                 <w:b/>
                 <w:sz w:val="17"/>
               </w:rPr>
-              <w:t>5-phenyltetrazole</w:t>
+              <w:t>5-Phenyltetrazole</w:t>
             </w:r>
           </w:p>
         </w:tc>
@@ -1549,7 +1549,7 @@
                 <w:b/>
                 <w:sz w:val="17"/>
               </w:rPr>
-              <w:t>1-phenyl-5-mercaptotetrazole</w:t>
+              <w:t>1-Phenyl-5-mercaptotetrazole</w:t>
             </w:r>
           </w:p>
         </w:tc>
@@ -2465,7 +2465,7 @@
                 <w:b/>
                 <w:sz w:val="17"/>
               </w:rPr>
-              <w:t>tetrazole+H+</w:t>
+              <w:t>Tetrazole+H+</w:t>
             </w:r>
           </w:p>
         </w:tc>
@@ -2479,7 +2479,7 @@
                 <w:b/>
                 <w:sz w:val="17"/>
               </w:rPr>
-              <w:t>5-aminotetrazole+H+</w:t>
+              <w:t>5-Aminotetrazole+H+</w:t>
             </w:r>
           </w:p>
         </w:tc>
@@ -2493,7 +2493,7 @@
                 <w:b/>
                 <w:sz w:val="17"/>
               </w:rPr>
-              <w:t>5-phenyltetrazole+H+</w:t>
+              <w:t>5-Phenyltetrazole+H+</w:t>
             </w:r>
           </w:p>
         </w:tc>
@@ -2507,7 +2507,7 @@
                 <w:b/>
                 <w:sz w:val="17"/>
               </w:rPr>
-              <w:t>1-phenyl-5-mercaptotetrazole+H+</w:t>
+              <w:t>1-Phenyl-5-mercaptotetrazole+H+</w:t>
             </w:r>
           </w:p>
         </w:tc>
@@ -3379,7 +3379,7 @@
                 <w:b/>
                 <w:sz w:val="17"/>
               </w:rPr>
-              <w:t>tetrazole</w:t>
+              <w:t>Tetrazole</w:t>
             </w:r>
           </w:p>
         </w:tc>
@@ -3393,7 +3393,7 @@
                 <w:b/>
                 <w:sz w:val="17"/>
               </w:rPr>
-              <w:t>5-aminotetrazole</w:t>
+              <w:t>5-Aminotetrazole</w:t>
             </w:r>
           </w:p>
         </w:tc>
@@ -3407,7 +3407,7 @@
                 <w:b/>
                 <w:sz w:val="17"/>
               </w:rPr>
-              <w:t>5-phenyltetrazole</w:t>
+              <w:t>5-Phenyltetrazole</w:t>
             </w:r>
           </w:p>
         </w:tc>
@@ -3421,7 +3421,7 @@
                 <w:b/>
                 <w:sz w:val="17"/>
               </w:rPr>
-              <w:t>1-phenyl-5-mercaptotetrazole</w:t>
+              <w:t>1-Phenyl-5-mercaptotetrazole</w:t>
             </w:r>
           </w:p>
         </w:tc>
@@ -4233,7 +4233,7 @@
           <w:b/>
           <w:sz w:val="20"/>
         </w:rPr>
-        <w:t>tetrazole</w:t>
+        <w:t>Tetrazole</w:t>
       </w:r>
       <w:r>
         <w:rPr>
@@ -4249,7 +4249,7 @@
           <w:b/>
           <w:sz w:val="20"/>
         </w:rPr>
-        <w:t>5-aminotetrazole</w:t>
+        <w:t>5-Aminotetrazole</w:t>
       </w:r>
       <w:r>
         <w:rPr>
@@ -4265,7 +4265,7 @@
           <w:b/>
           <w:sz w:val="20"/>
         </w:rPr>
-        <w:t>5-phenyltetrazole</w:t>
+        <w:t>5-Phenyltetrazole</w:t>
       </w:r>
       <w:r>
         <w:rPr>
@@ -4281,7 +4281,7 @@
           <w:b/>
           <w:sz w:val="20"/>
         </w:rPr>
-        <w:t>1-phenyl-5-mercaptotetrazole</w:t>
+        <w:t>1-Phenyl-5-mercaptotetrazole</w:t>
       </w:r>
       <w:r>
         <w:rPr>

--- a/cases/tetrazoles/report/report.docx
+++ b/cases/tetrazoles/report/report.docx
@@ -16,7 +16,7 @@
           <w:b w:val="0"/>
           <w:color w:val="718096"/>
         </w:rPr>
-        <w:t>Substrate: Cu(111)  |  Medium: 1 M HNO3  |  DFT level: B3LYP/6-311++G(d,p) (ddCOSMO:water)  |  Generated 2026-07-13 00:23</w:t>
+        <w:t>Substrate: Cu(111)  |  Medium: 1 M HNO3  |  DFT level: B3LYP/6-311++G(d,p) (ddCOSMO:water)  |  Generated 2026-07-14 18:07</w:t>
       </w:r>
     </w:p>
     <w:p>
@@ -104,7 +104,7 @@
                 <w:b/>
                 <w:sz w:val="17"/>
               </w:rPr>
-              <w:t>1-phenyl-5-mercaptotetrazole</w:t>
+              <w:t>1-Phenyl-5-mercaptotetrazole</w:t>
             </w:r>
           </w:p>
         </w:tc>
@@ -118,7 +118,7 @@
                 <w:b/>
                 <w:sz w:val="17"/>
               </w:rPr>
-              <w:t>5-phenyltetrazole</w:t>
+              <w:t>5-Phenyltetrazole</w:t>
             </w:r>
           </w:p>
         </w:tc>
@@ -132,7 +132,7 @@
                 <w:b/>
                 <w:sz w:val="17"/>
               </w:rPr>
-              <w:t>5-aminotetrazole</w:t>
+              <w:t>5-Aminotetrazole</w:t>
             </w:r>
           </w:p>
         </w:tc>
@@ -146,7 +146,7 @@
                 <w:b/>
                 <w:sz w:val="17"/>
               </w:rPr>
-              <w:t>tetrazole</w:t>
+              <w:t>Tetrazole</w:t>
             </w:r>
           </w:p>
         </w:tc>
@@ -717,7 +717,7 @@
                 <w:b w:val="0"/>
                 <w:sz w:val="17"/>
               </w:rPr>
-              <w:t>1-phenyl-5-mercaptotetrazole</w:t>
+              <w:t>1-Phenyl-5-mercaptotetrazole</w:t>
             </w:r>
           </w:p>
         </w:tc>
@@ -747,7 +747,7 @@
                 <w:b w:val="0"/>
                 <w:sz w:val="17"/>
               </w:rPr>
-              <w:t>1-phenyl-5-mercaptotetrazole</w:t>
+              <w:t>1-Phenyl-5-mercaptotetrazole</w:t>
             </w:r>
           </w:p>
         </w:tc>
@@ -948,7 +948,7 @@
       <w:r>
         <w:drawing>
           <wp:inline xmlns:a="http://schemas.openxmlformats.org/drawingml/2006/main" xmlns:pic="http://schemas.openxmlformats.org/drawingml/2006/picture">
-            <wp:extent cx="2651760" cy="2756387"/>
+            <wp:extent cx="2651760" cy="2810505"/>
             <wp:docPr id="3" name="Picture 3"/>
             <wp:cNvGraphicFramePr>
               <a:graphicFrameLocks noChangeAspect="1"/>
@@ -969,7 +969,7 @@
                   <pic:spPr>
                     <a:xfrm>
                       <a:off x="0" y="0"/>
-                      <a:ext cx="2651760" cy="2756387"/>
+                      <a:ext cx="2651760" cy="2810505"/>
                     </a:xfrm>
                     <a:prstGeom prst="rect"/>
                   </pic:spPr>
@@ -1000,7 +1000,7 @@
       <w:r>
         <w:drawing>
           <wp:inline xmlns:a="http://schemas.openxmlformats.org/drawingml/2006/main" xmlns:pic="http://schemas.openxmlformats.org/drawingml/2006/picture">
-            <wp:extent cx="2651760" cy="2756387"/>
+            <wp:extent cx="2651760" cy="2810505"/>
             <wp:docPr id="4" name="Picture 4"/>
             <wp:cNvGraphicFramePr>
               <a:graphicFrameLocks noChangeAspect="1"/>
@@ -1021,7 +1021,7 @@
                   <pic:spPr>
                     <a:xfrm>
                       <a:off x="0" y="0"/>
-                      <a:ext cx="2651760" cy="2756387"/>
+                      <a:ext cx="2651760" cy="2810505"/>
                     </a:xfrm>
                     <a:prstGeom prst="rect"/>
                   </pic:spPr>
@@ -1052,7 +1052,7 @@
       <w:r>
         <w:drawing>
           <wp:inline xmlns:a="http://schemas.openxmlformats.org/drawingml/2006/main" xmlns:pic="http://schemas.openxmlformats.org/drawingml/2006/picture">
-            <wp:extent cx="2651760" cy="2756387"/>
+            <wp:extent cx="2651760" cy="2810505"/>
             <wp:docPr id="5" name="Picture 5"/>
             <wp:cNvGraphicFramePr>
               <a:graphicFrameLocks noChangeAspect="1"/>
@@ -1073,7 +1073,7 @@
                   <pic:spPr>
                     <a:xfrm>
                       <a:off x="0" y="0"/>
-                      <a:ext cx="2651760" cy="2756387"/>
+                      <a:ext cx="2651760" cy="2810505"/>
                     </a:xfrm>
                     <a:prstGeom prst="rect"/>
                   </pic:spPr>
@@ -1104,7 +1104,7 @@
       <w:r>
         <w:drawing>
           <wp:inline xmlns:a="http://schemas.openxmlformats.org/drawingml/2006/main" xmlns:pic="http://schemas.openxmlformats.org/drawingml/2006/picture">
-            <wp:extent cx="2651760" cy="2756387"/>
+            <wp:extent cx="2651760" cy="2810505"/>
             <wp:docPr id="6" name="Picture 6"/>
             <wp:cNvGraphicFramePr>
               <a:graphicFrameLocks noChangeAspect="1"/>
@@ -1125,7 +1125,7 @@
                   <pic:spPr>
                     <a:xfrm>
                       <a:off x="0" y="0"/>
-                      <a:ext cx="2651760" cy="2756387"/>
+                      <a:ext cx="2651760" cy="2810505"/>
                     </a:xfrm>
                     <a:prstGeom prst="rect"/>
                   </pic:spPr>
@@ -1156,7 +1156,7 @@
       <w:r>
         <w:drawing>
           <wp:inline xmlns:a="http://schemas.openxmlformats.org/drawingml/2006/main" xmlns:pic="http://schemas.openxmlformats.org/drawingml/2006/picture">
-            <wp:extent cx="2651760" cy="2756387"/>
+            <wp:extent cx="2651760" cy="2810505"/>
             <wp:docPr id="7" name="Picture 7"/>
             <wp:cNvGraphicFramePr>
               <a:graphicFrameLocks noChangeAspect="1"/>
@@ -1177,7 +1177,7 @@
                   <pic:spPr>
                     <a:xfrm>
                       <a:off x="0" y="0"/>
-                      <a:ext cx="2651760" cy="2756387"/>
+                      <a:ext cx="2651760" cy="2810505"/>
                     </a:xfrm>
                     <a:prstGeom prst="rect"/>
                   </pic:spPr>
@@ -1208,7 +1208,7 @@
       <w:r>
         <w:drawing>
           <wp:inline xmlns:a="http://schemas.openxmlformats.org/drawingml/2006/main" xmlns:pic="http://schemas.openxmlformats.org/drawingml/2006/picture">
-            <wp:extent cx="2651760" cy="2756387"/>
+            <wp:extent cx="2651760" cy="2810505"/>
             <wp:docPr id="8" name="Picture 8"/>
             <wp:cNvGraphicFramePr>
               <a:graphicFrameLocks noChangeAspect="1"/>
@@ -1229,7 +1229,7 @@
                   <pic:spPr>
                     <a:xfrm>
                       <a:off x="0" y="0"/>
-                      <a:ext cx="2651760" cy="2756387"/>
+                      <a:ext cx="2651760" cy="2810505"/>
                     </a:xfrm>
                     <a:prstGeom prst="rect"/>
                   </pic:spPr>
@@ -1260,7 +1260,7 @@
       <w:r>
         <w:drawing>
           <wp:inline xmlns:a="http://schemas.openxmlformats.org/drawingml/2006/main" xmlns:pic="http://schemas.openxmlformats.org/drawingml/2006/picture">
-            <wp:extent cx="2651760" cy="2756387"/>
+            <wp:extent cx="2651760" cy="2810505"/>
             <wp:docPr id="9" name="Picture 9"/>
             <wp:cNvGraphicFramePr>
               <a:graphicFrameLocks noChangeAspect="1"/>
@@ -1281,7 +1281,7 @@
                   <pic:spPr>
                     <a:xfrm>
                       <a:off x="0" y="0"/>
-                      <a:ext cx="2651760" cy="2756387"/>
+                      <a:ext cx="2651760" cy="2810505"/>
                     </a:xfrm>
                     <a:prstGeom prst="rect"/>
                   </pic:spPr>
@@ -1312,7 +1312,7 @@
       <w:r>
         <w:drawing>
           <wp:inline xmlns:a="http://schemas.openxmlformats.org/drawingml/2006/main" xmlns:pic="http://schemas.openxmlformats.org/drawingml/2006/picture">
-            <wp:extent cx="2651760" cy="2756387"/>
+            <wp:extent cx="2651760" cy="2810505"/>
             <wp:docPr id="10" name="Picture 10"/>
             <wp:cNvGraphicFramePr>
               <a:graphicFrameLocks noChangeAspect="1"/>
@@ -1333,7 +1333,7 @@
                   <pic:spPr>
                     <a:xfrm>
                       <a:off x="0" y="0"/>
-                      <a:ext cx="2651760" cy="2756387"/>
+                      <a:ext cx="2651760" cy="2810505"/>
                     </a:xfrm>
                     <a:prstGeom prst="rect"/>
                   </pic:spPr>
@@ -1364,7 +1364,7 @@
       <w:r>
         <w:drawing>
           <wp:inline xmlns:a="http://schemas.openxmlformats.org/drawingml/2006/main" xmlns:pic="http://schemas.openxmlformats.org/drawingml/2006/picture">
-            <wp:extent cx="5212080" cy="1459271"/>
+            <wp:extent cx="5212080" cy="1456481"/>
             <wp:docPr id="11" name="Picture 11"/>
             <wp:cNvGraphicFramePr>
               <a:graphicFrameLocks noChangeAspect="1"/>
@@ -1385,7 +1385,7 @@
                   <pic:spPr>
                     <a:xfrm>
                       <a:off x="0" y="0"/>
-                      <a:ext cx="5212080" cy="1459271"/>
+                      <a:ext cx="5212080" cy="1456481"/>
                     </a:xfrm>
                     <a:prstGeom prst="rect"/>
                   </pic:spPr>
@@ -1416,7 +1416,7 @@
       <w:r>
         <w:drawing>
           <wp:inline xmlns:a="http://schemas.openxmlformats.org/drawingml/2006/main" xmlns:pic="http://schemas.openxmlformats.org/drawingml/2006/picture">
-            <wp:extent cx="5212080" cy="2098278"/>
+            <wp:extent cx="5212080" cy="2100390"/>
             <wp:docPr id="12" name="Picture 12"/>
             <wp:cNvGraphicFramePr>
               <a:graphicFrameLocks noChangeAspect="1"/>
@@ -1437,7 +1437,7 @@
                   <pic:spPr>
                     <a:xfrm>
                       <a:off x="0" y="0"/>
-                      <a:ext cx="5212080" cy="2098278"/>
+                      <a:ext cx="5212080" cy="2100390"/>
                     </a:xfrm>
                     <a:prstGeom prst="rect"/>
                   </pic:spPr>
@@ -1507,7 +1507,7 @@
                 <w:b/>
                 <w:sz w:val="17"/>
               </w:rPr>
-              <w:t>tetrazole</w:t>
+              <w:t>Tetrazole</w:t>
             </w:r>
           </w:p>
         </w:tc>
@@ -1521,7 +1521,7 @@
                 <w:b/>
                 <w:sz w:val="17"/>
               </w:rPr>
-              <w:t>5-aminotetrazole</w:t>
+              <w:t>5-Aminotetrazole</w:t>
             </w:r>
           </w:p>
         </w:tc>
@@ -1535,7 +1535,7 @@
                 <w:b/>
                 <w:sz w:val="17"/>
               </w:rPr>
-              <w:t>5-phenyltetrazole</w:t>
+              <w:t>5-Phenyltetrazole</w:t>
             </w:r>
           </w:p>
         </w:tc>
@@ -1549,7 +1549,7 @@
                 <w:b/>
                 <w:sz w:val="17"/>
               </w:rPr>
-              <w:t>1-phenyl-5-mercaptotetrazole</w:t>
+              <w:t>1-Phenyl-5-mercaptotetrazole</w:t>
             </w:r>
           </w:p>
         </w:tc>
@@ -2465,7 +2465,7 @@
                 <w:b/>
                 <w:sz w:val="17"/>
               </w:rPr>
-              <w:t>tetrazole+H+</w:t>
+              <w:t>Tetrazole+H+</w:t>
             </w:r>
           </w:p>
         </w:tc>
@@ -2479,7 +2479,7 @@
                 <w:b/>
                 <w:sz w:val="17"/>
               </w:rPr>
-              <w:t>5-aminotetrazole+H+</w:t>
+              <w:t>5-Aminotetrazole+H+</w:t>
             </w:r>
           </w:p>
         </w:tc>
@@ -2493,7 +2493,7 @@
                 <w:b/>
                 <w:sz w:val="17"/>
               </w:rPr>
-              <w:t>5-phenyltetrazole+H+</w:t>
+              <w:t>5-Phenyltetrazole+H+</w:t>
             </w:r>
           </w:p>
         </w:tc>
@@ -2507,7 +2507,7 @@
                 <w:b/>
                 <w:sz w:val="17"/>
               </w:rPr>
-              <w:t>1-phenyl-5-mercaptotetrazole+H+</w:t>
+              <w:t>1-Phenyl-5-mercaptotetrazole+H+</w:t>
             </w:r>
           </w:p>
         </w:tc>
@@ -3379,7 +3379,7 @@
                 <w:b/>
                 <w:sz w:val="17"/>
               </w:rPr>
-              <w:t>tetrazole</w:t>
+              <w:t>Tetrazole</w:t>
             </w:r>
           </w:p>
         </w:tc>
@@ -3393,7 +3393,7 @@
                 <w:b/>
                 <w:sz w:val="17"/>
               </w:rPr>
-              <w:t>5-aminotetrazole</w:t>
+              <w:t>5-Aminotetrazole</w:t>
             </w:r>
           </w:p>
         </w:tc>
@@ -3407,7 +3407,7 @@
                 <w:b/>
                 <w:sz w:val="17"/>
               </w:rPr>
-              <w:t>5-phenyltetrazole</w:t>
+              <w:t>5-Phenyltetrazole</w:t>
             </w:r>
           </w:p>
         </w:tc>
@@ -3421,7 +3421,7 @@
                 <w:b/>
                 <w:sz w:val="17"/>
               </w:rPr>
-              <w:t>1-phenyl-5-mercaptotetrazole</w:t>
+              <w:t>1-Phenyl-5-mercaptotetrazole</w:t>
             </w:r>
           </w:p>
         </w:tc>
@@ -4233,7 +4233,7 @@
           <w:b/>
           <w:sz w:val="20"/>
         </w:rPr>
-        <w:t>tetrazole</w:t>
+        <w:t>Tetrazole</w:t>
       </w:r>
       <w:r>
         <w:rPr>
@@ -4249,7 +4249,7 @@
           <w:b/>
           <w:sz w:val="20"/>
         </w:rPr>
-        <w:t>5-aminotetrazole</w:t>
+        <w:t>5-Aminotetrazole</w:t>
       </w:r>
       <w:r>
         <w:rPr>
@@ -4265,7 +4265,7 @@
           <w:b/>
           <w:sz w:val="20"/>
         </w:rPr>
-        <w:t>5-phenyltetrazole</w:t>
+        <w:t>5-Phenyltetrazole</w:t>
       </w:r>
       <w:r>
         <w:rPr>
@@ -4281,7 +4281,7 @@
           <w:b/>
           <w:sz w:val="20"/>
         </w:rPr>
-        <w:t>1-phenyl-5-mercaptotetrazole</w:t>
+        <w:t>1-Phenyl-5-mercaptotetrazole</w:t>
       </w:r>
       <w:r>
         <w:rPr>
@@ -4514,7 +4514,7 @@
       <w:r>
         <w:drawing>
           <wp:inline xmlns:a="http://schemas.openxmlformats.org/drawingml/2006/main" xmlns:pic="http://schemas.openxmlformats.org/drawingml/2006/picture">
-            <wp:extent cx="2651760" cy="2322197"/>
+            <wp:extent cx="2651760" cy="2372627"/>
             <wp:docPr id="17" name="Picture 17"/>
             <wp:cNvGraphicFramePr>
               <a:graphicFrameLocks noChangeAspect="1"/>
@@ -4535,7 +4535,7 @@
                   <pic:spPr>
                     <a:xfrm>
                       <a:off x="0" y="0"/>
-                      <a:ext cx="2651760" cy="2322197"/>
+                      <a:ext cx="2651760" cy="2372627"/>
                     </a:xfrm>
                     <a:prstGeom prst="rect"/>
                   </pic:spPr>
@@ -4566,7 +4566,7 @@
       <w:r>
         <w:drawing>
           <wp:inline xmlns:a="http://schemas.openxmlformats.org/drawingml/2006/main" xmlns:pic="http://schemas.openxmlformats.org/drawingml/2006/picture">
-            <wp:extent cx="2651760" cy="2322197"/>
+            <wp:extent cx="2651760" cy="2372627"/>
             <wp:docPr id="18" name="Picture 18"/>
             <wp:cNvGraphicFramePr>
               <a:graphicFrameLocks noChangeAspect="1"/>
@@ -4587,7 +4587,7 @@
                   <pic:spPr>
                     <a:xfrm>
                       <a:off x="0" y="0"/>
-                      <a:ext cx="2651760" cy="2322197"/>
+                      <a:ext cx="2651760" cy="2372627"/>
                     </a:xfrm>
                     <a:prstGeom prst="rect"/>
                   </pic:spPr>
@@ -4618,7 +4618,7 @@
       <w:r>
         <w:drawing>
           <wp:inline xmlns:a="http://schemas.openxmlformats.org/drawingml/2006/main" xmlns:pic="http://schemas.openxmlformats.org/drawingml/2006/picture">
-            <wp:extent cx="2651760" cy="2322197"/>
+            <wp:extent cx="2651760" cy="2372627"/>
             <wp:docPr id="19" name="Picture 19"/>
             <wp:cNvGraphicFramePr>
               <a:graphicFrameLocks noChangeAspect="1"/>
@@ -4639,7 +4639,7 @@
                   <pic:spPr>
                     <a:xfrm>
                       <a:off x="0" y="0"/>
-                      <a:ext cx="2651760" cy="2322197"/>
+                      <a:ext cx="2651760" cy="2372627"/>
                     </a:xfrm>
                     <a:prstGeom prst="rect"/>
                   </pic:spPr>
@@ -4670,7 +4670,7 @@
       <w:r>
         <w:drawing>
           <wp:inline xmlns:a="http://schemas.openxmlformats.org/drawingml/2006/main" xmlns:pic="http://schemas.openxmlformats.org/drawingml/2006/picture">
-            <wp:extent cx="2651760" cy="2348964"/>
+            <wp:extent cx="2651760" cy="2389153"/>
             <wp:docPr id="20" name="Picture 20"/>
             <wp:cNvGraphicFramePr>
               <a:graphicFrameLocks noChangeAspect="1"/>
@@ -4691,7 +4691,7 @@
                   <pic:spPr>
                     <a:xfrm>
                       <a:off x="0" y="0"/>
-                      <a:ext cx="2651760" cy="2348964"/>
+                      <a:ext cx="2651760" cy="2389153"/>
                     </a:xfrm>
                     <a:prstGeom prst="rect"/>
                   </pic:spPr>
@@ -4730,7 +4730,7 @@
       <w:r>
         <w:drawing>
           <wp:inline xmlns:a="http://schemas.openxmlformats.org/drawingml/2006/main" xmlns:pic="http://schemas.openxmlformats.org/drawingml/2006/picture">
-            <wp:extent cx="5212080" cy="2580820"/>
+            <wp:extent cx="5212080" cy="3046873"/>
             <wp:docPr id="21" name="Picture 21"/>
             <wp:cNvGraphicFramePr>
               <a:graphicFrameLocks noChangeAspect="1"/>
@@ -4751,7 +4751,7 @@
                   <pic:spPr>
                     <a:xfrm>
                       <a:off x="0" y="0"/>
-                      <a:ext cx="5212080" cy="2580820"/>
+                      <a:ext cx="5212080" cy="3046873"/>
                     </a:xfrm>
                     <a:prstGeom prst="rect"/>
                   </pic:spPr>
@@ -4782,7 +4782,7 @@
       <w:r>
         <w:drawing>
           <wp:inline xmlns:a="http://schemas.openxmlformats.org/drawingml/2006/main" xmlns:pic="http://schemas.openxmlformats.org/drawingml/2006/picture">
-            <wp:extent cx="5212080" cy="2580820"/>
+            <wp:extent cx="5212080" cy="3046873"/>
             <wp:docPr id="22" name="Picture 22"/>
             <wp:cNvGraphicFramePr>
               <a:graphicFrameLocks noChangeAspect="1"/>
@@ -4803,7 +4803,7 @@
                   <pic:spPr>
                     <a:xfrm>
                       <a:off x="0" y="0"/>
-                      <a:ext cx="5212080" cy="2580820"/>
+                      <a:ext cx="5212080" cy="3046873"/>
                     </a:xfrm>
                     <a:prstGeom prst="rect"/>
                   </pic:spPr>
@@ -4834,7 +4834,7 @@
       <w:r>
         <w:drawing>
           <wp:inline xmlns:a="http://schemas.openxmlformats.org/drawingml/2006/main" xmlns:pic="http://schemas.openxmlformats.org/drawingml/2006/picture">
-            <wp:extent cx="5212080" cy="2580820"/>
+            <wp:extent cx="5212080" cy="3046873"/>
             <wp:docPr id="23" name="Picture 23"/>
             <wp:cNvGraphicFramePr>
               <a:graphicFrameLocks noChangeAspect="1"/>
@@ -4855,7 +4855,7 @@
                   <pic:spPr>
                     <a:xfrm>
                       <a:off x="0" y="0"/>
-                      <a:ext cx="5212080" cy="2580820"/>
+                      <a:ext cx="5212080" cy="3046873"/>
                     </a:xfrm>
                     <a:prstGeom prst="rect"/>
                   </pic:spPr>
@@ -4886,7 +4886,7 @@
       <w:r>
         <w:drawing>
           <wp:inline xmlns:a="http://schemas.openxmlformats.org/drawingml/2006/main" xmlns:pic="http://schemas.openxmlformats.org/drawingml/2006/picture">
-            <wp:extent cx="5212080" cy="2580820"/>
+            <wp:extent cx="5212080" cy="3046873"/>
             <wp:docPr id="24" name="Picture 24"/>
             <wp:cNvGraphicFramePr>
               <a:graphicFrameLocks noChangeAspect="1"/>
@@ -4907,7 +4907,7 @@
                   <pic:spPr>
                     <a:xfrm>
                       <a:off x="0" y="0"/>
-                      <a:ext cx="5212080" cy="2580820"/>
+                      <a:ext cx="5212080" cy="3046873"/>
                     </a:xfrm>
                     <a:prstGeom prst="rect"/>
                   </pic:spPr>

--- a/cases/tetrazoles/report/report.docx
+++ b/cases/tetrazoles/report/report.docx
@@ -16,7 +16,7 @@
           <w:b w:val="0"/>
           <w:color w:val="718096"/>
         </w:rPr>
-        <w:t>Substrate: Cu(111)  |  Medium: 1 M HNO3  |  DFT level: B3LYP/6-311++G(d,p) (ddCOSMO:water)  |  Generated 2026-07-14 18:07</w:t>
+        <w:t>Substrate: Cu(111)  |  Medium: 1 M HNO3  |  DFT level: B3LYP/6-311++G(d,p) (ddCOSMO:water)  |  Generated 2026-07-14 18:15</w:t>
       </w:r>
     </w:p>
     <w:p>
@@ -37,6 +37,58 @@
       </w:pPr>
       <w:r>
         <w:t>1. Overview</w:t>
+      </w:r>
+    </w:p>
+    <w:p>
+      <w:pPr>
+        <w:jc w:val="center"/>
+      </w:pPr>
+      <w:r>
+        <w:drawing>
+          <wp:inline xmlns:a="http://schemas.openxmlformats.org/drawingml/2006/main" xmlns:pic="http://schemas.openxmlformats.org/drawingml/2006/picture">
+            <wp:extent cx="5212080" cy="5122037"/>
+            <wp:docPr id="1" name="Picture 1"/>
+            <wp:cNvGraphicFramePr>
+              <a:graphicFrameLocks noChangeAspect="1"/>
+            </wp:cNvGraphicFramePr>
+            <a:graphic>
+              <a:graphicData uri="http://schemas.openxmlformats.org/drawingml/2006/picture">
+                <pic:pic>
+                  <pic:nvPicPr>
+                    <pic:cNvPr id="0" name="fig0_pipeline.png"/>
+                    <pic:cNvPicPr/>
+                  </pic:nvPicPr>
+                  <pic:blipFill>
+                    <a:blip r:embed="rId9"/>
+                    <a:stretch>
+                      <a:fillRect/>
+                    </a:stretch>
+                  </pic:blipFill>
+                  <pic:spPr>
+                    <a:xfrm>
+                      <a:off x="0" y="0"/>
+                      <a:ext cx="5212080" cy="5122037"/>
+                    </a:xfrm>
+                    <a:prstGeom prst="rect"/>
+                  </pic:spPr>
+                </pic:pic>
+              </a:graphicData>
+            </a:graphic>
+          </wp:inline>
+        </w:drawing>
+      </w:r>
+    </w:p>
+    <w:p>
+      <w:pPr>
+        <w:jc w:val="center"/>
+      </w:pPr>
+      <w:r>
+        <w:rPr>
+          <w:i/>
+          <w:color w:val="718096"/>
+          <w:sz w:val="16"/>
+        </w:rPr>
+        <w:t>corrosim pipeline</w:t>
       </w:r>
     </w:p>
     <w:p>
@@ -837,7 +889,7 @@
         <w:drawing>
           <wp:inline xmlns:a="http://schemas.openxmlformats.org/drawingml/2006/main" xmlns:pic="http://schemas.openxmlformats.org/drawingml/2006/picture">
             <wp:extent cx="5212080" cy="2842953"/>
-            <wp:docPr id="1" name="Picture 1"/>
+            <wp:docPr id="2" name="Picture 2"/>
             <wp:cNvGraphicFramePr>
               <a:graphicFrameLocks noChangeAspect="1"/>
             </wp:cNvGraphicFramePr>
@@ -849,7 +901,7 @@
                     <pic:cNvPicPr/>
                   </pic:nvPicPr>
                   <pic:blipFill>
-                    <a:blip r:embed="rId9"/>
+                    <a:blip r:embed="rId10"/>
                     <a:stretch>
                       <a:fillRect/>
                     </a:stretch>
@@ -889,7 +941,7 @@
         <w:drawing>
           <wp:inline xmlns:a="http://schemas.openxmlformats.org/drawingml/2006/main" xmlns:pic="http://schemas.openxmlformats.org/drawingml/2006/picture">
             <wp:extent cx="5212080" cy="3235815"/>
-            <wp:docPr id="2" name="Picture 2"/>
+            <wp:docPr id="3" name="Picture 3"/>
             <wp:cNvGraphicFramePr>
               <a:graphicFrameLocks noChangeAspect="1"/>
             </wp:cNvGraphicFramePr>
@@ -901,7 +953,7 @@
                     <pic:cNvPicPr/>
                   </pic:nvPicPr>
                   <pic:blipFill>
-                    <a:blip r:embed="rId10"/>
+                    <a:blip r:embed="rId11"/>
                     <a:stretch>
                       <a:fillRect/>
                     </a:stretch>
@@ -949,7 +1001,7 @@
         <w:drawing>
           <wp:inline xmlns:a="http://schemas.openxmlformats.org/drawingml/2006/main" xmlns:pic="http://schemas.openxmlformats.org/drawingml/2006/picture">
             <wp:extent cx="2651760" cy="2810505"/>
-            <wp:docPr id="3" name="Picture 3"/>
+            <wp:docPr id="4" name="Picture 4"/>
             <wp:cNvGraphicFramePr>
               <a:graphicFrameLocks noChangeAspect="1"/>
             </wp:cNvGraphicFramePr>
@@ -961,7 +1013,7 @@
                     <pic:cNvPicPr/>
                   </pic:nvPicPr>
                   <pic:blipFill>
-                    <a:blip r:embed="rId11"/>
+                    <a:blip r:embed="rId12"/>
                     <a:stretch>
                       <a:fillRect/>
                     </a:stretch>
@@ -1001,7 +1053,7 @@
         <w:drawing>
           <wp:inline xmlns:a="http://schemas.openxmlformats.org/drawingml/2006/main" xmlns:pic="http://schemas.openxmlformats.org/drawingml/2006/picture">
             <wp:extent cx="2651760" cy="2810505"/>
-            <wp:docPr id="4" name="Picture 4"/>
+            <wp:docPr id="5" name="Picture 5"/>
             <wp:cNvGraphicFramePr>
               <a:graphicFrameLocks noChangeAspect="1"/>
             </wp:cNvGraphicFramePr>
@@ -1013,7 +1065,7 @@
                     <pic:cNvPicPr/>
                   </pic:nvPicPr>
                   <pic:blipFill>
-                    <a:blip r:embed="rId12"/>
+                    <a:blip r:embed="rId13"/>
                     <a:stretch>
                       <a:fillRect/>
                     </a:stretch>
@@ -1053,7 +1105,7 @@
         <w:drawing>
           <wp:inline xmlns:a="http://schemas.openxmlformats.org/drawingml/2006/main" xmlns:pic="http://schemas.openxmlformats.org/drawingml/2006/picture">
             <wp:extent cx="2651760" cy="2810505"/>
-            <wp:docPr id="5" name="Picture 5"/>
+            <wp:docPr id="6" name="Picture 6"/>
             <wp:cNvGraphicFramePr>
               <a:graphicFrameLocks noChangeAspect="1"/>
             </wp:cNvGraphicFramePr>
@@ -1065,7 +1117,7 @@
                     <pic:cNvPicPr/>
                   </pic:nvPicPr>
                   <pic:blipFill>
-                    <a:blip r:embed="rId13"/>
+                    <a:blip r:embed="rId14"/>
                     <a:stretch>
                       <a:fillRect/>
                     </a:stretch>
@@ -1105,7 +1157,7 @@
         <w:drawing>
           <wp:inline xmlns:a="http://schemas.openxmlformats.org/drawingml/2006/main" xmlns:pic="http://schemas.openxmlformats.org/drawingml/2006/picture">
             <wp:extent cx="2651760" cy="2810505"/>
-            <wp:docPr id="6" name="Picture 6"/>
+            <wp:docPr id="7" name="Picture 7"/>
             <wp:cNvGraphicFramePr>
               <a:graphicFrameLocks noChangeAspect="1"/>
             </wp:cNvGraphicFramePr>
@@ -1117,7 +1169,7 @@
                     <pic:cNvPicPr/>
                   </pic:nvPicPr>
                   <pic:blipFill>
-                    <a:blip r:embed="rId14"/>
+                    <a:blip r:embed="rId15"/>
                     <a:stretch>
                       <a:fillRect/>
                     </a:stretch>
@@ -1157,7 +1209,7 @@
         <w:drawing>
           <wp:inline xmlns:a="http://schemas.openxmlformats.org/drawingml/2006/main" xmlns:pic="http://schemas.openxmlformats.org/drawingml/2006/picture">
             <wp:extent cx="2651760" cy="2810505"/>
-            <wp:docPr id="7" name="Picture 7"/>
+            <wp:docPr id="8" name="Picture 8"/>
             <wp:cNvGraphicFramePr>
               <a:graphicFrameLocks noChangeAspect="1"/>
             </wp:cNvGraphicFramePr>
@@ -1169,7 +1221,7 @@
                     <pic:cNvPicPr/>
                   </pic:nvPicPr>
                   <pic:blipFill>
-                    <a:blip r:embed="rId15"/>
+                    <a:blip r:embed="rId16"/>
                     <a:stretch>
                       <a:fillRect/>
                     </a:stretch>
@@ -1209,7 +1261,7 @@
         <w:drawing>
           <wp:inline xmlns:a="http://schemas.openxmlformats.org/drawingml/2006/main" xmlns:pic="http://schemas.openxmlformats.org/drawingml/2006/picture">
             <wp:extent cx="2651760" cy="2810505"/>
-            <wp:docPr id="8" name="Picture 8"/>
+            <wp:docPr id="9" name="Picture 9"/>
             <wp:cNvGraphicFramePr>
               <a:graphicFrameLocks noChangeAspect="1"/>
             </wp:cNvGraphicFramePr>
@@ -1221,7 +1273,7 @@
                     <pic:cNvPicPr/>
                   </pic:nvPicPr>
                   <pic:blipFill>
-                    <a:blip r:embed="rId16"/>
+                    <a:blip r:embed="rId17"/>
                     <a:stretch>
                       <a:fillRect/>
                     </a:stretch>
@@ -1261,7 +1313,7 @@
         <w:drawing>
           <wp:inline xmlns:a="http://schemas.openxmlformats.org/drawingml/2006/main" xmlns:pic="http://schemas.openxmlformats.org/drawingml/2006/picture">
             <wp:extent cx="2651760" cy="2810505"/>
-            <wp:docPr id="9" name="Picture 9"/>
+            <wp:docPr id="10" name="Picture 10"/>
             <wp:cNvGraphicFramePr>
               <a:graphicFrameLocks noChangeAspect="1"/>
             </wp:cNvGraphicFramePr>
@@ -1273,7 +1325,7 @@
                     <pic:cNvPicPr/>
                   </pic:nvPicPr>
                   <pic:blipFill>
-                    <a:blip r:embed="rId17"/>
+                    <a:blip r:embed="rId18"/>
                     <a:stretch>
                       <a:fillRect/>
                     </a:stretch>
@@ -1313,7 +1365,7 @@
         <w:drawing>
           <wp:inline xmlns:a="http://schemas.openxmlformats.org/drawingml/2006/main" xmlns:pic="http://schemas.openxmlformats.org/drawingml/2006/picture">
             <wp:extent cx="2651760" cy="2810505"/>
-            <wp:docPr id="10" name="Picture 10"/>
+            <wp:docPr id="11" name="Picture 11"/>
             <wp:cNvGraphicFramePr>
               <a:graphicFrameLocks noChangeAspect="1"/>
             </wp:cNvGraphicFramePr>
@@ -1325,7 +1377,7 @@
                     <pic:cNvPicPr/>
                   </pic:nvPicPr>
                   <pic:blipFill>
-                    <a:blip r:embed="rId18"/>
+                    <a:blip r:embed="rId19"/>
                     <a:stretch>
                       <a:fillRect/>
                     </a:stretch>
@@ -1365,7 +1417,7 @@
         <w:drawing>
           <wp:inline xmlns:a="http://schemas.openxmlformats.org/drawingml/2006/main" xmlns:pic="http://schemas.openxmlformats.org/drawingml/2006/picture">
             <wp:extent cx="5212080" cy="1456481"/>
-            <wp:docPr id="11" name="Picture 11"/>
+            <wp:docPr id="12" name="Picture 12"/>
             <wp:cNvGraphicFramePr>
               <a:graphicFrameLocks noChangeAspect="1"/>
             </wp:cNvGraphicFramePr>
@@ -1377,7 +1429,7 @@
                     <pic:cNvPicPr/>
                   </pic:nvPicPr>
                   <pic:blipFill>
-                    <a:blip r:embed="rId19"/>
+                    <a:blip r:embed="rId20"/>
                     <a:stretch>
                       <a:fillRect/>
                     </a:stretch>
@@ -1417,7 +1469,7 @@
         <w:drawing>
           <wp:inline xmlns:a="http://schemas.openxmlformats.org/drawingml/2006/main" xmlns:pic="http://schemas.openxmlformats.org/drawingml/2006/picture">
             <wp:extent cx="5212080" cy="2100390"/>
-            <wp:docPr id="12" name="Picture 12"/>
+            <wp:docPr id="13" name="Picture 13"/>
             <wp:cNvGraphicFramePr>
               <a:graphicFrameLocks noChangeAspect="1"/>
             </wp:cNvGraphicFramePr>
@@ -1429,7 +1481,7 @@
                     <pic:cNvPicPr/>
                   </pic:nvPicPr>
                   <pic:blipFill>
-                    <a:blip r:embed="rId20"/>
+                    <a:blip r:embed="rId21"/>
                     <a:stretch>
                       <a:fillRect/>
                     </a:stretch>
@@ -4299,7 +4351,7 @@
         <w:drawing>
           <wp:inline xmlns:a="http://schemas.openxmlformats.org/drawingml/2006/main" xmlns:pic="http://schemas.openxmlformats.org/drawingml/2006/picture">
             <wp:extent cx="5212080" cy="2015906"/>
-            <wp:docPr id="13" name="Picture 13"/>
+            <wp:docPr id="14" name="Picture 14"/>
             <wp:cNvGraphicFramePr>
               <a:graphicFrameLocks noChangeAspect="1"/>
             </wp:cNvGraphicFramePr>
@@ -4311,7 +4363,7 @@
                     <pic:cNvPicPr/>
                   </pic:nvPicPr>
                   <pic:blipFill>
-                    <a:blip r:embed="rId21"/>
+                    <a:blip r:embed="rId22"/>
                     <a:stretch>
                       <a:fillRect/>
                     </a:stretch>
@@ -4351,7 +4403,7 @@
         <w:drawing>
           <wp:inline xmlns:a="http://schemas.openxmlformats.org/drawingml/2006/main" xmlns:pic="http://schemas.openxmlformats.org/drawingml/2006/picture">
             <wp:extent cx="5212080" cy="2015906"/>
-            <wp:docPr id="14" name="Picture 14"/>
+            <wp:docPr id="15" name="Picture 15"/>
             <wp:cNvGraphicFramePr>
               <a:graphicFrameLocks noChangeAspect="1"/>
             </wp:cNvGraphicFramePr>
@@ -4363,7 +4415,7 @@
                     <pic:cNvPicPr/>
                   </pic:nvPicPr>
                   <pic:blipFill>
-                    <a:blip r:embed="rId22"/>
+                    <a:blip r:embed="rId23"/>
                     <a:stretch>
                       <a:fillRect/>
                     </a:stretch>
@@ -4403,7 +4455,7 @@
         <w:drawing>
           <wp:inline xmlns:a="http://schemas.openxmlformats.org/drawingml/2006/main" xmlns:pic="http://schemas.openxmlformats.org/drawingml/2006/picture">
             <wp:extent cx="5212080" cy="2018957"/>
-            <wp:docPr id="15" name="Picture 15"/>
+            <wp:docPr id="16" name="Picture 16"/>
             <wp:cNvGraphicFramePr>
               <a:graphicFrameLocks noChangeAspect="1"/>
             </wp:cNvGraphicFramePr>
@@ -4415,7 +4467,7 @@
                     <pic:cNvPicPr/>
                   </pic:nvPicPr>
                   <pic:blipFill>
-                    <a:blip r:embed="rId23"/>
+                    <a:blip r:embed="rId24"/>
                     <a:stretch>
                       <a:fillRect/>
                     </a:stretch>
@@ -4455,7 +4507,7 @@
         <w:drawing>
           <wp:inline xmlns:a="http://schemas.openxmlformats.org/drawingml/2006/main" xmlns:pic="http://schemas.openxmlformats.org/drawingml/2006/picture">
             <wp:extent cx="5212080" cy="2015906"/>
-            <wp:docPr id="16" name="Picture 16"/>
+            <wp:docPr id="17" name="Picture 17"/>
             <wp:cNvGraphicFramePr>
               <a:graphicFrameLocks noChangeAspect="1"/>
             </wp:cNvGraphicFramePr>
@@ -4467,7 +4519,7 @@
                     <pic:cNvPicPr/>
                   </pic:nvPicPr>
                   <pic:blipFill>
-                    <a:blip r:embed="rId24"/>
+                    <a:blip r:embed="rId25"/>
                     <a:stretch>
                       <a:fillRect/>
                     </a:stretch>
@@ -4515,7 +4567,7 @@
         <w:drawing>
           <wp:inline xmlns:a="http://schemas.openxmlformats.org/drawingml/2006/main" xmlns:pic="http://schemas.openxmlformats.org/drawingml/2006/picture">
             <wp:extent cx="2651760" cy="2372627"/>
-            <wp:docPr id="17" name="Picture 17"/>
+            <wp:docPr id="18" name="Picture 18"/>
             <wp:cNvGraphicFramePr>
               <a:graphicFrameLocks noChangeAspect="1"/>
             </wp:cNvGraphicFramePr>
@@ -4527,7 +4579,7 @@
                     <pic:cNvPicPr/>
                   </pic:nvPicPr>
                   <pic:blipFill>
-                    <a:blip r:embed="rId25"/>
+                    <a:blip r:embed="rId26"/>
                     <a:stretch>
                       <a:fillRect/>
                     </a:stretch>
@@ -4567,7 +4619,7 @@
         <w:drawing>
           <wp:inline xmlns:a="http://schemas.openxmlformats.org/drawingml/2006/main" xmlns:pic="http://schemas.openxmlformats.org/drawingml/2006/picture">
             <wp:extent cx="2651760" cy="2372627"/>
-            <wp:docPr id="18" name="Picture 18"/>
+            <wp:docPr id="19" name="Picture 19"/>
             <wp:cNvGraphicFramePr>
               <a:graphicFrameLocks noChangeAspect="1"/>
             </wp:cNvGraphicFramePr>
@@ -4579,7 +4631,7 @@
                     <pic:cNvPicPr/>
                   </pic:nvPicPr>
                   <pic:blipFill>
-                    <a:blip r:embed="rId26"/>
+                    <a:blip r:embed="rId27"/>
                     <a:stretch>
                       <a:fillRect/>
                     </a:stretch>
@@ -4619,7 +4671,7 @@
         <w:drawing>
           <wp:inline xmlns:a="http://schemas.openxmlformats.org/drawingml/2006/main" xmlns:pic="http://schemas.openxmlformats.org/drawingml/2006/picture">
             <wp:extent cx="2651760" cy="2372627"/>
-            <wp:docPr id="19" name="Picture 19"/>
+            <wp:docPr id="20" name="Picture 20"/>
             <wp:cNvGraphicFramePr>
               <a:graphicFrameLocks noChangeAspect="1"/>
             </wp:cNvGraphicFramePr>
@@ -4631,7 +4683,7 @@
                     <pic:cNvPicPr/>
                   </pic:nvPicPr>
                   <pic:blipFill>
-                    <a:blip r:embed="rId27"/>
+                    <a:blip r:embed="rId28"/>
                     <a:stretch>
                       <a:fillRect/>
                     </a:stretch>
@@ -4671,7 +4723,7 @@
         <w:drawing>
           <wp:inline xmlns:a="http://schemas.openxmlformats.org/drawingml/2006/main" xmlns:pic="http://schemas.openxmlformats.org/drawingml/2006/picture">
             <wp:extent cx="2651760" cy="2389153"/>
-            <wp:docPr id="20" name="Picture 20"/>
+            <wp:docPr id="21" name="Picture 21"/>
             <wp:cNvGraphicFramePr>
               <a:graphicFrameLocks noChangeAspect="1"/>
             </wp:cNvGraphicFramePr>
@@ -4683,7 +4735,7 @@
                     <pic:cNvPicPr/>
                   </pic:nvPicPr>
                   <pic:blipFill>
-                    <a:blip r:embed="rId28"/>
+                    <a:blip r:embed="rId29"/>
                     <a:stretch>
                       <a:fillRect/>
                     </a:stretch>
@@ -4731,7 +4783,7 @@
         <w:drawing>
           <wp:inline xmlns:a="http://schemas.openxmlformats.org/drawingml/2006/main" xmlns:pic="http://schemas.openxmlformats.org/drawingml/2006/picture">
             <wp:extent cx="5212080" cy="3046873"/>
-            <wp:docPr id="21" name="Picture 21"/>
+            <wp:docPr id="22" name="Picture 22"/>
             <wp:cNvGraphicFramePr>
               <a:graphicFrameLocks noChangeAspect="1"/>
             </wp:cNvGraphicFramePr>
@@ -4743,7 +4795,7 @@
                     <pic:cNvPicPr/>
                   </pic:nvPicPr>
                   <pic:blipFill>
-                    <a:blip r:embed="rId29"/>
+                    <a:blip r:embed="rId30"/>
                     <a:stretch>
                       <a:fillRect/>
                     </a:stretch>
@@ -4783,7 +4835,7 @@
         <w:drawing>
           <wp:inline xmlns:a="http://schemas.openxmlformats.org/drawingml/2006/main" xmlns:pic="http://schemas.openxmlformats.org/drawingml/2006/picture">
             <wp:extent cx="5212080" cy="3046873"/>
-            <wp:docPr id="22" name="Picture 22"/>
+            <wp:docPr id="23" name="Picture 23"/>
             <wp:cNvGraphicFramePr>
               <a:graphicFrameLocks noChangeAspect="1"/>
             </wp:cNvGraphicFramePr>
@@ -4795,7 +4847,7 @@
                     <pic:cNvPicPr/>
                   </pic:nvPicPr>
                   <pic:blipFill>
-                    <a:blip r:embed="rId30"/>
+                    <a:blip r:embed="rId31"/>
                     <a:stretch>
                       <a:fillRect/>
                     </a:stretch>
@@ -4835,7 +4887,7 @@
         <w:drawing>
           <wp:inline xmlns:a="http://schemas.openxmlformats.org/drawingml/2006/main" xmlns:pic="http://schemas.openxmlformats.org/drawingml/2006/picture">
             <wp:extent cx="5212080" cy="3046873"/>
-            <wp:docPr id="23" name="Picture 23"/>
+            <wp:docPr id="24" name="Picture 24"/>
             <wp:cNvGraphicFramePr>
               <a:graphicFrameLocks noChangeAspect="1"/>
             </wp:cNvGraphicFramePr>
@@ -4847,7 +4899,7 @@
                     <pic:cNvPicPr/>
                   </pic:nvPicPr>
                   <pic:blipFill>
-                    <a:blip r:embed="rId31"/>
+                    <a:blip r:embed="rId32"/>
                     <a:stretch>
                       <a:fillRect/>
                     </a:stretch>
@@ -4887,7 +4939,7 @@
         <w:drawing>
           <wp:inline xmlns:a="http://schemas.openxmlformats.org/drawingml/2006/main" xmlns:pic="http://schemas.openxmlformats.org/drawingml/2006/picture">
             <wp:extent cx="5212080" cy="3046873"/>
-            <wp:docPr id="24" name="Picture 24"/>
+            <wp:docPr id="25" name="Picture 25"/>
             <wp:cNvGraphicFramePr>
               <a:graphicFrameLocks noChangeAspect="1"/>
             </wp:cNvGraphicFramePr>
@@ -4899,7 +4951,7 @@
                     <pic:cNvPicPr/>
                   </pic:nvPicPr>
                   <pic:blipFill>
-                    <a:blip r:embed="rId32"/>
+                    <a:blip r:embed="rId33"/>
                     <a:stretch>
                       <a:fillRect/>
                     </a:stretch>
@@ -4939,7 +4991,7 @@
         <w:drawing>
           <wp:inline xmlns:a="http://schemas.openxmlformats.org/drawingml/2006/main" xmlns:pic="http://schemas.openxmlformats.org/drawingml/2006/picture">
             <wp:extent cx="5212080" cy="2716362"/>
-            <wp:docPr id="25" name="Picture 25"/>
+            <wp:docPr id="26" name="Picture 26"/>
             <wp:cNvGraphicFramePr>
               <a:graphicFrameLocks noChangeAspect="1"/>
             </wp:cNvGraphicFramePr>
@@ -4951,7 +5003,7 @@
                     <pic:cNvPicPr/>
                   </pic:nvPicPr>
                   <pic:blipFill>
-                    <a:blip r:embed="rId33"/>
+                    <a:blip r:embed="rId34"/>
                     <a:stretch>
                       <a:fillRect/>
                     </a:stretch>
@@ -4991,7 +5043,7 @@
         <w:drawing>
           <wp:inline xmlns:a="http://schemas.openxmlformats.org/drawingml/2006/main" xmlns:pic="http://schemas.openxmlformats.org/drawingml/2006/picture">
             <wp:extent cx="5212080" cy="2716362"/>
-            <wp:docPr id="26" name="Picture 26"/>
+            <wp:docPr id="27" name="Picture 27"/>
             <wp:cNvGraphicFramePr>
               <a:graphicFrameLocks noChangeAspect="1"/>
             </wp:cNvGraphicFramePr>
@@ -5003,7 +5055,7 @@
                     <pic:cNvPicPr/>
                   </pic:nvPicPr>
                   <pic:blipFill>
-                    <a:blip r:embed="rId34"/>
+                    <a:blip r:embed="rId35"/>
                     <a:stretch>
                       <a:fillRect/>
                     </a:stretch>
@@ -5043,7 +5095,7 @@
         <w:drawing>
           <wp:inline xmlns:a="http://schemas.openxmlformats.org/drawingml/2006/main" xmlns:pic="http://schemas.openxmlformats.org/drawingml/2006/picture">
             <wp:extent cx="5212080" cy="2716362"/>
-            <wp:docPr id="27" name="Picture 27"/>
+            <wp:docPr id="28" name="Picture 28"/>
             <wp:cNvGraphicFramePr>
               <a:graphicFrameLocks noChangeAspect="1"/>
             </wp:cNvGraphicFramePr>
@@ -5055,7 +5107,7 @@
                     <pic:cNvPicPr/>
                   </pic:nvPicPr>
                   <pic:blipFill>
-                    <a:blip r:embed="rId35"/>
+                    <a:blip r:embed="rId36"/>
                     <a:stretch>
                       <a:fillRect/>
                     </a:stretch>
@@ -5095,7 +5147,7 @@
         <w:drawing>
           <wp:inline xmlns:a="http://schemas.openxmlformats.org/drawingml/2006/main" xmlns:pic="http://schemas.openxmlformats.org/drawingml/2006/picture">
             <wp:extent cx="5212080" cy="2716362"/>
-            <wp:docPr id="28" name="Picture 28"/>
+            <wp:docPr id="29" name="Picture 29"/>
             <wp:cNvGraphicFramePr>
               <a:graphicFrameLocks noChangeAspect="1"/>
             </wp:cNvGraphicFramePr>
@@ -5107,7 +5159,7 @@
                     <pic:cNvPicPr/>
                   </pic:nvPicPr>
                   <pic:blipFill>
-                    <a:blip r:embed="rId36"/>
+                    <a:blip r:embed="rId37"/>
                     <a:stretch>
                       <a:fillRect/>
                     </a:stretch>
@@ -5155,7 +5207,7 @@
         <w:drawing>
           <wp:inline xmlns:a="http://schemas.openxmlformats.org/drawingml/2006/main" xmlns:pic="http://schemas.openxmlformats.org/drawingml/2006/picture">
             <wp:extent cx="5212080" cy="2860766"/>
-            <wp:docPr id="29" name="Picture 29"/>
+            <wp:docPr id="30" name="Picture 30"/>
             <wp:cNvGraphicFramePr>
               <a:graphicFrameLocks noChangeAspect="1"/>
             </wp:cNvGraphicFramePr>
@@ -5167,7 +5219,7 @@
                     <pic:cNvPicPr/>
                   </pic:nvPicPr>
                   <pic:blipFill>
-                    <a:blip r:embed="rId37"/>
+                    <a:blip r:embed="rId38"/>
                     <a:stretch>
                       <a:fillRect/>
                     </a:stretch>
@@ -5207,7 +5259,7 @@
         <w:drawing>
           <wp:inline xmlns:a="http://schemas.openxmlformats.org/drawingml/2006/main" xmlns:pic="http://schemas.openxmlformats.org/drawingml/2006/picture">
             <wp:extent cx="5212080" cy="2860766"/>
-            <wp:docPr id="30" name="Picture 30"/>
+            <wp:docPr id="31" name="Picture 31"/>
             <wp:cNvGraphicFramePr>
               <a:graphicFrameLocks noChangeAspect="1"/>
             </wp:cNvGraphicFramePr>
@@ -5219,7 +5271,7 @@
                     <pic:cNvPicPr/>
                   </pic:nvPicPr>
                   <pic:blipFill>
-                    <a:blip r:embed="rId38"/>
+                    <a:blip r:embed="rId39"/>
                     <a:stretch>
                       <a:fillRect/>
                     </a:stretch>
@@ -5259,7 +5311,7 @@
         <w:drawing>
           <wp:inline xmlns:a="http://schemas.openxmlformats.org/drawingml/2006/main" xmlns:pic="http://schemas.openxmlformats.org/drawingml/2006/picture">
             <wp:extent cx="5212080" cy="2860766"/>
-            <wp:docPr id="31" name="Picture 31"/>
+            <wp:docPr id="32" name="Picture 32"/>
             <wp:cNvGraphicFramePr>
               <a:graphicFrameLocks noChangeAspect="1"/>
             </wp:cNvGraphicFramePr>
@@ -5271,7 +5323,7 @@
                     <pic:cNvPicPr/>
                   </pic:nvPicPr>
                   <pic:blipFill>
-                    <a:blip r:embed="rId39"/>
+                    <a:blip r:embed="rId40"/>
                     <a:stretch>
                       <a:fillRect/>
                     </a:stretch>
@@ -5311,7 +5363,7 @@
         <w:drawing>
           <wp:inline xmlns:a="http://schemas.openxmlformats.org/drawingml/2006/main" xmlns:pic="http://schemas.openxmlformats.org/drawingml/2006/picture">
             <wp:extent cx="5212080" cy="2860766"/>
-            <wp:docPr id="32" name="Picture 32"/>
+            <wp:docPr id="33" name="Picture 33"/>
             <wp:cNvGraphicFramePr>
               <a:graphicFrameLocks noChangeAspect="1"/>
             </wp:cNvGraphicFramePr>
@@ -5323,7 +5375,7 @@
                     <pic:cNvPicPr/>
                   </pic:nvPicPr>
                   <pic:blipFill>
-                    <a:blip r:embed="rId40"/>
+                    <a:blip r:embed="rId41"/>
                     <a:stretch>
                       <a:fillRect/>
                     </a:stretch>

--- a/cases/tetrazoles/report/report.docx
+++ b/cases/tetrazoles/report/report.docx
@@ -16,7 +16,7 @@
           <w:b w:val="0"/>
           <w:color w:val="718096"/>
         </w:rPr>
-        <w:t>Substrate: Cu(111)  |  Medium: 1 M HNO3  |  DFT level: B3LYP/6-311++G(d,p) (ddCOSMO:water)  |  Generated 2026-07-14 18:15</w:t>
+        <w:t>Substrate: Cu(111)  |  Medium: 1 M HNO3  |  DFT level: B3LYP/6-311++G(d,p) (ddCOSMO:water)  |  Generated 2026-07-18 08:11</w:t>
       </w:r>
     </w:p>
     <w:p>
@@ -2337,6 +2337,78 @@
                 <w:b w:val="0"/>
                 <w:sz w:val="17"/>
               </w:rPr>
+              <w:t>Dipole (D)</w:t>
+            </w:r>
+          </w:p>
+        </w:tc>
+        <w:tc>
+          <w:tcPr>
+            <w:tcW w:type="dxa" w:w="1728"/>
+          </w:tcPr>
+          <w:p>
+            <w:r>
+              <w:rPr>
+                <w:b w:val="0"/>
+                <w:sz w:val="17"/>
+              </w:rPr>
+              <w:t>2.946</w:t>
+            </w:r>
+          </w:p>
+        </w:tc>
+        <w:tc>
+          <w:tcPr>
+            <w:tcW w:type="dxa" w:w="1728"/>
+          </w:tcPr>
+          <w:p>
+            <w:r>
+              <w:rPr>
+                <w:b w:val="0"/>
+                <w:sz w:val="17"/>
+              </w:rPr>
+              <w:t>3.109</w:t>
+            </w:r>
+          </w:p>
+        </w:tc>
+        <w:tc>
+          <w:tcPr>
+            <w:tcW w:type="dxa" w:w="1728"/>
+          </w:tcPr>
+          <w:p>
+            <w:r>
+              <w:rPr>
+                <w:b w:val="0"/>
+                <w:sz w:val="17"/>
+              </w:rPr>
+              <w:t>2.772</w:t>
+            </w:r>
+          </w:p>
+        </w:tc>
+        <w:tc>
+          <w:tcPr>
+            <w:tcW w:type="dxa" w:w="1728"/>
+          </w:tcPr>
+          <w:p>
+            <w:r>
+              <w:rPr>
+                <w:b w:val="0"/>
+                <w:sz w:val="17"/>
+              </w:rPr>
+              <w:t>6.832</w:t>
+            </w:r>
+          </w:p>
+        </w:tc>
+      </w:tr>
+      <w:tr>
+        <w:tc>
+          <w:tcPr>
+            <w:tcW w:type="dxa" w:w="1728"/>
+          </w:tcPr>
+          <w:p>
+            <w:r>
+              <w:rPr>
+                <w:b w:val="0"/>
+                <w:sz w:val="17"/>
+              </w:rPr>
               <w:t>TNC</w:t>
             </w:r>
           </w:p>
@@ -3295,6 +3367,74 @@
                 <w:b w:val="0"/>
                 <w:sz w:val="17"/>
               </w:rPr>
+              <w:t>Dipole (D)</w:t>
+            </w:r>
+          </w:p>
+        </w:tc>
+        <w:tc>
+          <w:tcPr>
+            <w:tcW w:type="dxa" w:w="1728"/>
+          </w:tcPr>
+          <w:p>
+            <w:r>
+              <w:rPr>
+                <w:b w:val="0"/>
+                <w:sz w:val="17"/>
+              </w:rPr>
+            </w:r>
+          </w:p>
+        </w:tc>
+        <w:tc>
+          <w:tcPr>
+            <w:tcW w:type="dxa" w:w="1728"/>
+          </w:tcPr>
+          <w:p>
+            <w:r>
+              <w:rPr>
+                <w:b w:val="0"/>
+                <w:sz w:val="17"/>
+              </w:rPr>
+            </w:r>
+          </w:p>
+        </w:tc>
+        <w:tc>
+          <w:tcPr>
+            <w:tcW w:type="dxa" w:w="1728"/>
+          </w:tcPr>
+          <w:p>
+            <w:r>
+              <w:rPr>
+                <w:b w:val="0"/>
+                <w:sz w:val="17"/>
+              </w:rPr>
+            </w:r>
+          </w:p>
+        </w:tc>
+        <w:tc>
+          <w:tcPr>
+            <w:tcW w:type="dxa" w:w="1728"/>
+          </w:tcPr>
+          <w:p>
+            <w:r>
+              <w:rPr>
+                <w:b w:val="0"/>
+                <w:sz w:val="17"/>
+              </w:rPr>
+            </w:r>
+          </w:p>
+        </w:tc>
+      </w:tr>
+      <w:tr>
+        <w:tc>
+          <w:tcPr>
+            <w:tcW w:type="dxa" w:w="1728"/>
+          </w:tcPr>
+          <w:p>
+            <w:r>
+              <w:rPr>
+                <w:b w:val="0"/>
+                <w:sz w:val="17"/>
+              </w:rPr>
               <w:t>TNC</w:t>
             </w:r>
           </w:p>
@@ -4194,6 +4334,78 @@
                 <w:sz w:val="17"/>
               </w:rPr>
               <w:t>-0.638</w:t>
+            </w:r>
+          </w:p>
+        </w:tc>
+      </w:tr>
+      <w:tr>
+        <w:tc>
+          <w:tcPr>
+            <w:tcW w:type="dxa" w:w="1728"/>
+          </w:tcPr>
+          <w:p>
+            <w:r>
+              <w:rPr>
+                <w:b w:val="0"/>
+                <w:sz w:val="17"/>
+              </w:rPr>
+              <w:t>Dipole (D)</w:t>
+            </w:r>
+          </w:p>
+        </w:tc>
+        <w:tc>
+          <w:tcPr>
+            <w:tcW w:type="dxa" w:w="1728"/>
+          </w:tcPr>
+          <w:p>
+            <w:r>
+              <w:rPr>
+                <w:b w:val="0"/>
+                <w:sz w:val="17"/>
+              </w:rPr>
+              <w:t>2.946</w:t>
+            </w:r>
+          </w:p>
+        </w:tc>
+        <w:tc>
+          <w:tcPr>
+            <w:tcW w:type="dxa" w:w="1728"/>
+          </w:tcPr>
+          <w:p>
+            <w:r>
+              <w:rPr>
+                <w:b w:val="0"/>
+                <w:sz w:val="17"/>
+              </w:rPr>
+              <w:t>3.109</w:t>
+            </w:r>
+          </w:p>
+        </w:tc>
+        <w:tc>
+          <w:tcPr>
+            <w:tcW w:type="dxa" w:w="1728"/>
+          </w:tcPr>
+          <w:p>
+            <w:r>
+              <w:rPr>
+                <w:b w:val="0"/>
+                <w:sz w:val="17"/>
+              </w:rPr>
+              <w:t>2.772</w:t>
+            </w:r>
+          </w:p>
+        </w:tc>
+        <w:tc>
+          <w:tcPr>
+            <w:tcW w:type="dxa" w:w="1728"/>
+          </w:tcPr>
+          <w:p>
+            <w:r>
+              <w:rPr>
+                <w:b w:val="0"/>
+                <w:sz w:val="17"/>
+              </w:rPr>
+              <w:t>6.832</w:t>
             </w:r>
           </w:p>
         </w:tc>

--- a/cases/tetrazoles/report/report.docx
+++ b/cases/tetrazoles/report/report.docx
@@ -16,7 +16,7 @@
           <w:b w:val="0"/>
           <w:color w:val="718096"/>
         </w:rPr>
-        <w:t>Substrate: Cu(111)  |  Medium: 1 M HNO3  |  DFT level: B3LYP/6-311++G(d,p) (ddCOSMO:water)  |  Generated 2026-07-18 08:11</w:t>
+        <w:t>Substrate: Cu(111)  |  Medium: 1 M HNO3  |  DFT level: B3LYP/6-311++G(d,p) (ddCOSMO:water)  |  Generated 2026-07-18 15:09</w:t>
       </w:r>
     </w:p>
     <w:p>

--- a/cases/tetrazoles/report/report.docx
+++ b/cases/tetrazoles/report/report.docx
@@ -16,7 +16,7 @@
           <w:b w:val="0"/>
           <w:color w:val="718096"/>
         </w:rPr>
-        <w:t>Substrate: Cu(111)  |  Medium: 1 M HNO3  |  DFT level: B3LYP/6-311++G(d,p) (ddCOSMO:water)  |  Generated 2026-07-18 15:09</w:t>
+        <w:t>Substrate: Cu(111)  |  Medium: 1 M HNO3  |  DFT level: B3LYP/6-311++G(d,p) (ddCOSMO:water)  |  Generated 2026-07-18 15:37</w:t>
       </w:r>
     </w:p>
     <w:p>
@@ -5408,7 +5408,7 @@
         <w:pStyle w:val="Heading1"/>
       </w:pPr>
       <w:r>
-        <w:t>5. Brownian MD (Cu-O RDF)</w:t>
+        <w:t>5. Brownian MD (Cu-donor RDF)</w:t>
       </w:r>
     </w:p>
     <w:p>
@@ -5460,7 +5460,7 @@
           <w:color w:val="718096"/>
           <w:sz w:val="16"/>
         </w:rPr>
-        <w:t>tetrazole — Cu-O RDF</w:t>
+        <w:t>tetrazole — Cu-donor RDF</w:t>
       </w:r>
     </w:p>
     <w:p>
@@ -5512,7 +5512,7 @@
           <w:color w:val="718096"/>
           <w:sz w:val="16"/>
         </w:rPr>
-        <w:t>5-aminotetrazole — Cu-O RDF</w:t>
+        <w:t>5-aminotetrazole — Cu-donor RDF</w:t>
       </w:r>
     </w:p>
     <w:p>
@@ -5564,7 +5564,7 @@
           <w:color w:val="718096"/>
           <w:sz w:val="16"/>
         </w:rPr>
-        <w:t>5-phenyltetrazole — Cu-O RDF</w:t>
+        <w:t>5-phenyltetrazole — Cu-donor RDF</w:t>
       </w:r>
     </w:p>
     <w:p>
@@ -5616,7 +5616,7 @@
           <w:color w:val="718096"/>
           <w:sz w:val="16"/>
         </w:rPr>
-        <w:t>1-phenyl-5-mercaptotetrazole — Cu-O RDF</w:t>
+        <w:t>1-phenyl-5-mercaptotetrazole — Cu-donor RDF</w:t>
       </w:r>
     </w:p>
     <w:p>

--- a/cases/tetrazoles/report/report.docx
+++ b/cases/tetrazoles/report/report.docx
@@ -16,7 +16,7 @@
           <w:b w:val="0"/>
           <w:color w:val="718096"/>
         </w:rPr>
-        <w:t>Substrate: Cu(111)  |  Medium: 1 M HNO3  |  DFT level: B3LYP/6-311++G(d,p) (ddCOSMO:water)  |  Generated 2026-07-18 15:37</w:t>
+        <w:t>Substrate: Cu(111)  |  Medium: 1 M HNO3  |  DFT level: B3LYP/6-311++G(d,p) (ddCOSMO:water)  |  Generated 2026-07-18 18:24</w:t>
       </w:r>
     </w:p>
     <w:p>
@@ -116,7 +116,7 @@
         <w:rPr>
           <w:b w:val="0"/>
         </w:rPr>
-        <w:t xml:space="preserve"> ranks highest on the composite electronic score (+0.79), combining the smallest HOMO–LUMO gap (5.11 eV) with the highest softness — the most readily polarised, electron-donating candidate of the set. It adsorbs flat on Cu in the physisorption regime (E_ads ≈ -10 kJ/mol). The lead holds across all 2 descriptor bases evaluated (geometry and protonation). This is a computational screening prediction requiring electrochemical confirmation (see the Method section and caveats).</w:t>
+        <w:t xml:space="preserve"> ranks highest on the composite electronic score (+0.88), which averages three independent axes — a small HOMO–LUMO gap (5.11 eV), the Lukovits ΔN and the molecular dipole — the strongest all-round electron-donating profile of the set. It adsorbs flat on Cu in the physisorption regime (E_ads ≈ -10 kJ/mol). The lead holds across all 2 descriptor bases evaluated (geometry and protonation). This is a computational screening prediction requiring electrochemical confirmation (see the Method section and caveats).</w:t>
       </w:r>
     </w:p>
     <w:tbl>
@@ -170,7 +170,7 @@
                 <w:b/>
                 <w:sz w:val="17"/>
               </w:rPr>
-              <w:t>5-Phenyltetrazole</w:t>
+              <w:t>5-Aminotetrazole</w:t>
             </w:r>
           </w:p>
         </w:tc>
@@ -184,7 +184,7 @@
                 <w:b/>
                 <w:sz w:val="17"/>
               </w:rPr>
-              <w:t>5-Aminotetrazole</w:t>
+              <w:t>5-Phenyltetrazole</w:t>
             </w:r>
           </w:p>
         </w:tc>
@@ -242,6 +242,20 @@
                 <w:b w:val="0"/>
                 <w:sz w:val="17"/>
               </w:rPr>
+              <w:t>5.44</w:t>
+            </w:r>
+          </w:p>
+        </w:tc>
+        <w:tc>
+          <w:tcPr>
+            <w:tcW w:type="dxa" w:w="1728"/>
+          </w:tcPr>
+          <w:p>
+            <w:r>
+              <w:rPr>
+                <w:b w:val="0"/>
+                <w:sz w:val="17"/>
+              </w:rPr>
               <w:t>5.268</w:t>
             </w:r>
           </w:p>
@@ -256,165 +270,7 @@
                 <w:b w:val="0"/>
                 <w:sz w:val="17"/>
               </w:rPr>
-              <w:t>5.44</w:t>
-            </w:r>
-          </w:p>
-        </w:tc>
-        <w:tc>
-          <w:tcPr>
-            <w:tcW w:type="dxa" w:w="1728"/>
-          </w:tcPr>
-          <w:p>
-            <w:r>
-              <w:rPr>
-                <w:b w:val="0"/>
-                <w:sz w:val="17"/>
-              </w:rPr>
               <w:t>7.186</w:t>
-            </w:r>
-          </w:p>
-        </w:tc>
-      </w:tr>
-      <w:tr>
-        <w:tc>
-          <w:tcPr>
-            <w:tcW w:type="dxa" w:w="1728"/>
-          </w:tcPr>
-          <w:p>
-            <w:r>
-              <w:rPr>
-                <w:b w:val="0"/>
-                <w:sz w:val="17"/>
-              </w:rPr>
-              <w:t>Hardness η (eV)</w:t>
-            </w:r>
-          </w:p>
-        </w:tc>
-        <w:tc>
-          <w:tcPr>
-            <w:tcW w:type="dxa" w:w="1728"/>
-          </w:tcPr>
-          <w:p>
-            <w:r>
-              <w:rPr>
-                <w:b/>
-                <w:sz w:val="17"/>
-              </w:rPr>
-              <w:t>2.554 ✓</w:t>
-            </w:r>
-          </w:p>
-        </w:tc>
-        <w:tc>
-          <w:tcPr>
-            <w:tcW w:type="dxa" w:w="1728"/>
-          </w:tcPr>
-          <w:p>
-            <w:r>
-              <w:rPr>
-                <w:b w:val="0"/>
-                <w:sz w:val="17"/>
-              </w:rPr>
-              <w:t>2.634</w:t>
-            </w:r>
-          </w:p>
-        </w:tc>
-        <w:tc>
-          <w:tcPr>
-            <w:tcW w:type="dxa" w:w="1728"/>
-          </w:tcPr>
-          <w:p>
-            <w:r>
-              <w:rPr>
-                <w:b w:val="0"/>
-                <w:sz w:val="17"/>
-              </w:rPr>
-              <w:t>2.72</w:t>
-            </w:r>
-          </w:p>
-        </w:tc>
-        <w:tc>
-          <w:tcPr>
-            <w:tcW w:type="dxa" w:w="1728"/>
-          </w:tcPr>
-          <w:p>
-            <w:r>
-              <w:rPr>
-                <w:b w:val="0"/>
-                <w:sz w:val="17"/>
-              </w:rPr>
-              <w:t>3.593</w:t>
-            </w:r>
-          </w:p>
-        </w:tc>
-      </w:tr>
-      <w:tr>
-        <w:tc>
-          <w:tcPr>
-            <w:tcW w:type="dxa" w:w="1728"/>
-          </w:tcPr>
-          <w:p>
-            <w:r>
-              <w:rPr>
-                <w:b w:val="0"/>
-                <w:sz w:val="17"/>
-              </w:rPr>
-              <w:t>Softness σ (1/eV)</w:t>
-            </w:r>
-          </w:p>
-        </w:tc>
-        <w:tc>
-          <w:tcPr>
-            <w:tcW w:type="dxa" w:w="1728"/>
-          </w:tcPr>
-          <w:p>
-            <w:r>
-              <w:rPr>
-                <w:b/>
-                <w:sz w:val="17"/>
-              </w:rPr>
-              <w:t>0.392 ✓</w:t>
-            </w:r>
-          </w:p>
-        </w:tc>
-        <w:tc>
-          <w:tcPr>
-            <w:tcW w:type="dxa" w:w="1728"/>
-          </w:tcPr>
-          <w:p>
-            <w:r>
-              <w:rPr>
-                <w:b w:val="0"/>
-                <w:sz w:val="17"/>
-              </w:rPr>
-              <w:t>0.38</w:t>
-            </w:r>
-          </w:p>
-        </w:tc>
-        <w:tc>
-          <w:tcPr>
-            <w:tcW w:type="dxa" w:w="1728"/>
-          </w:tcPr>
-          <w:p>
-            <w:r>
-              <w:rPr>
-                <w:b w:val="0"/>
-                <w:sz w:val="17"/>
-              </w:rPr>
-              <w:t>0.368</w:t>
-            </w:r>
-          </w:p>
-        </w:tc>
-        <w:tc>
-          <w:tcPr>
-            <w:tcW w:type="dxa" w:w="1728"/>
-          </w:tcPr>
-          <w:p>
-            <w:r>
-              <w:rPr>
-                <w:b w:val="0"/>
-                <w:sz w:val="17"/>
-              </w:rPr>
-              <w:t>0.278</w:t>
             </w:r>
           </w:p>
         </w:tc>
@@ -458,6 +314,20 @@
                 <w:b w:val="0"/>
                 <w:sz w:val="17"/>
               </w:rPr>
+              <w:t>0.153</w:t>
+            </w:r>
+          </w:p>
+        </w:tc>
+        <w:tc>
+          <w:tcPr>
+            <w:tcW w:type="dxa" w:w="1728"/>
+          </w:tcPr>
+          <w:p>
+            <w:r>
+              <w:rPr>
+                <w:b w:val="0"/>
+                <w:sz w:val="17"/>
+              </w:rPr>
               <w:t>0.108</w:t>
             </w:r>
           </w:p>
@@ -472,7 +342,37 @@
                 <w:b w:val="0"/>
                 <w:sz w:val="17"/>
               </w:rPr>
-              <w:t>0.153</w:t>
+              <w:t>-0.039</w:t>
+            </w:r>
+          </w:p>
+        </w:tc>
+      </w:tr>
+      <w:tr>
+        <w:tc>
+          <w:tcPr>
+            <w:tcW w:type="dxa" w:w="1728"/>
+          </w:tcPr>
+          <w:p>
+            <w:r>
+              <w:rPr>
+                <w:b w:val="0"/>
+                <w:sz w:val="17"/>
+              </w:rPr>
+              <w:t>Dipole (D)</w:t>
+            </w:r>
+          </w:p>
+        </w:tc>
+        <w:tc>
+          <w:tcPr>
+            <w:tcW w:type="dxa" w:w="1728"/>
+          </w:tcPr>
+          <w:p>
+            <w:r>
+              <w:rPr>
+                <w:b/>
+                <w:sz w:val="17"/>
+              </w:rPr>
+              <w:t>6.832</w:t>
             </w:r>
           </w:p>
         </w:tc>
@@ -486,7 +386,35 @@
                 <w:b w:val="0"/>
                 <w:sz w:val="17"/>
               </w:rPr>
-              <w:t>-0.039</w:t>
+              <w:t>3.109</w:t>
+            </w:r>
+          </w:p>
+        </w:tc>
+        <w:tc>
+          <w:tcPr>
+            <w:tcW w:type="dxa" w:w="1728"/>
+          </w:tcPr>
+          <w:p>
+            <w:r>
+              <w:rPr>
+                <w:b w:val="0"/>
+                <w:sz w:val="17"/>
+              </w:rPr>
+              <w:t>2.772</w:t>
+            </w:r>
+          </w:p>
+        </w:tc>
+        <w:tc>
+          <w:tcPr>
+            <w:tcW w:type="dxa" w:w="1728"/>
+          </w:tcPr>
+          <w:p>
+            <w:r>
+              <w:rPr>
+                <w:b w:val="0"/>
+                <w:sz w:val="17"/>
+              </w:rPr>
+              <w:t>2.946</w:t>
             </w:r>
           </w:p>
         </w:tc>
@@ -530,7 +458,7 @@
                 <w:b w:val="0"/>
                 <w:sz w:val="17"/>
               </w:rPr>
-              <w:t>-9.09</w:t>
+              <w:t>-4.48</w:t>
             </w:r>
           </w:p>
         </w:tc>
@@ -544,7 +472,7 @@
                 <w:b w:val="0"/>
                 <w:sz w:val="17"/>
               </w:rPr>
-              <w:t>-4.48</w:t>
+              <w:t>-9.09</w:t>
             </w:r>
           </w:p>
         </w:tc>
@@ -656,7 +584,7 @@
                 <w:b/>
                 <w:sz w:val="17"/>
               </w:rPr>
-              <w:t>0.789 ✓</w:t>
+              <w:t>0.88 ✓</w:t>
             </w:r>
           </w:p>
         </w:tc>
@@ -670,7 +598,7 @@
                 <w:b w:val="0"/>
                 <w:sz w:val="17"/>
               </w:rPr>
-              <w:t>0.575</w:t>
+              <w:t>0.318</w:t>
             </w:r>
           </w:p>
         </w:tc>
@@ -684,7 +612,7 @@
                 <w:b w:val="0"/>
                 <w:sz w:val="17"/>
               </w:rPr>
-              <w:t>0.346</w:t>
+              <w:t>0.109</w:t>
             </w:r>
           </w:p>
         </w:tc>
@@ -698,7 +626,7 @@
                 <w:b w:val="0"/>
                 <w:sz w:val="17"/>
               </w:rPr>
-              <w:t>-1.71</w:t>
+              <w:t>-1.308</w:t>
             </w:r>
           </w:p>
         </w:tc>
@@ -838,7 +766,7 @@
           <w:color w:val="718096"/>
           <w:sz w:val="18"/>
         </w:rPr>
-        <w:t>Scored on the HOMO–LUMO gap, hardness and softness of the canonical basis (</w:t>
+        <w:t>Scored on three independent axes of the canonical basis (</w:t>
       </w:r>
       <w:r>
         <w:rPr>
@@ -870,7 +798,7 @@
           <w:color w:val="718096"/>
           <w:sz w:val="18"/>
         </w:rPr>
-        <w:t>). The geometry / protonation panels below are a sensitivity check, not separate rankings. E_ads and the Cu–O distance validate the lead, they do not enter the score. Full method: docs/pipeline.md.</w:t>
+        <w:t>): the HOMO–LUMO gap, the Lukovits ΔN (electron donation to the metal) and the dipole (a weak tie-breaker — its direction vs efficiency is disputed). The geometry / protonation panels below are a sensitivity check, not separate rankings. E_ads and the Cu–O distance validate the lead, they do not enter the score. Full method: docs/pipeline.md.</w:t>
       </w:r>
     </w:p>
     <w:p>

--- a/cases/tetrazoles/report/report.docx
+++ b/cases/tetrazoles/report/report.docx
@@ -16,7 +16,7 @@
           <w:b w:val="0"/>
           <w:color w:val="718096"/>
         </w:rPr>
-        <w:t>Substrate: Cu(111)  |  Medium: 1 M HNO3  |  DFT level: B3LYP/6-311++G(d,p) (ddCOSMO:water)  |  Generated 2026-07-18 18:24</w:t>
+        <w:t>Substrate: Cu(111)  |  Medium: 1 M HNO3  |  DFT level: B3LYP/6-311++G(d,p) (ddCOSMO:water)  |  Generated 2026-07-18 19:37</w:t>
       </w:r>
     </w:p>
     <w:p>
